--- a/files/ACTA DE INFORMACION SUMARIA - Marinero Indonesio RAVEL.docx
+++ b/files/ACTA DE INFORMACION SUMARIA - Marinero Indonesio RAVEL.docx
@@ -18,6 +18,12 @@
           <w:sz w:val="24"/>
           <w:szCs w:val="24"/>
         </w:rPr>
+      </w:r>
+      <w:r>
+        <w:rPr>
+          <w:sz w:val="24"/>
+          <w:szCs w:val="24"/>
+        </w:rPr>
         <w:t xml:space="preserve">En Montevideo, siendo el día </w:t>
       </w:r>
       <w:r>
@@ -25,42 +31,21 @@
           <w:sz w:val="24"/>
           <w:szCs w:val="24"/>
         </w:rPr>
-        <w:t xml:space="preserve">31</w:t>
+        <w:t xml:space="preserve">03</w:t>
       </w:r>
       <w:r>
         <w:rPr>
           <w:sz w:val="24"/>
           <w:szCs w:val="24"/>
         </w:rPr>
-        <w:t xml:space="preserve"> de agosto de 2026 a la hora 1</w:t>
+        <w:t xml:space="preserve"> de septiembre de 2026 a la hora 12:40</w:t>
       </w:r>
       <w:r>
         <w:rPr>
           <w:sz w:val="24"/>
           <w:szCs w:val="24"/>
         </w:rPr>
-        <w:t xml:space="preserve">7</w:t>
-      </w:r>
-      <w:r>
-        <w:rPr>
-          <w:sz w:val="24"/>
-          <w:szCs w:val="24"/>
-        </w:rPr>
-        <w:t xml:space="preserve">:</w:t>
-      </w:r>
-      <w:r>
-        <w:rPr>
-          <w:sz w:val="24"/>
-          <w:szCs w:val="24"/>
-        </w:rPr>
-        <w:t xml:space="preserve">0</w:t>
-      </w:r>
-      <w:r>
-        <w:rPr>
-          <w:sz w:val="24"/>
-          <w:szCs w:val="24"/>
-        </w:rPr>
-        <w:t xml:space="preserve">0 comparece ante </w:t>
+        <w:t xml:space="preserve"> comparece ante </w:t>
       </w:r>
       <w:r>
         <w:rPr>
@@ -74,28 +59,14 @@
           <w:sz w:val="24"/>
           <w:szCs w:val="24"/>
         </w:rPr>
-        <w:t xml:space="preserve">, </w:t>
+        <w:t xml:space="preserve">,</w:t>
       </w:r>
+      <w:r/>
       <w:r>
         <w:rPr>
           <w:sz w:val="24"/>
           <w:szCs w:val="24"/>
         </w:rPr>
-        <w:t xml:space="preserve">Alférez</w:t>
-      </w:r>
-      <w:r>
-        <w:rPr>
-          <w:sz w:val="24"/>
-          <w:szCs w:val="24"/>
-        </w:rPr>
-        <w:t xml:space="preserve"> de Navío (CP) </w:t>
-      </w:r>
-      <w:r>
-        <w:rPr>
-          <w:sz w:val="24"/>
-          <w:szCs w:val="24"/>
-        </w:rPr>
-        <w:t xml:space="preserve">Brian</w:t>
       </w:r>
       <w:r>
         <w:rPr>
@@ -109,7 +80,29 @@
           <w:sz w:val="24"/>
           <w:szCs w:val="24"/>
         </w:rPr>
-        <w:t xml:space="preserve">MUÑIZ</w:t>
+      </w:r>
+      <w:r>
+        <w:rPr>
+          <w:sz w:val="24"/>
+          <w:szCs w:val="24"/>
+          <w:highlight w:val="none"/>
+        </w:rPr>
+        <w:t xml:space="preserve">Teniente </w:t>
+      </w:r>
+      <w:r>
+        <w:rPr>
+          <w:sz w:val="24"/>
+          <w:szCs w:val="24"/>
+          <w:highlight w:val="none"/>
+        </w:rPr>
+        <w:t xml:space="preserve">de Navío (CP) Joaquín PEREZ CORIA</w:t>
+      </w:r>
+      <w:r/>
+      <w:r>
+        <w:rPr>
+          <w:sz w:val="24"/>
+          <w:szCs w:val="24"/>
+        </w:rPr>
       </w:r>
       <w:r>
         <w:rPr>
@@ -131,6 +124,12 @@
           <w:szCs w:val="24"/>
         </w:rPr>
         <w:t xml:space="preserve">, que es interrogada en el siguiente tenor, referente al sumario del buque “Alpha Crux”, bandera rusa, Nro. OMI 9024621, referente a lo sucedido el día 25 de agosto de 2026.</w:t>
+      </w:r>
+      <w:r>
+        <w:rPr>
+          <w:sz w:val="24"/>
+          <w:szCs w:val="24"/>
+        </w:rPr>
       </w:r>
       <w:r>
         <w:rPr>
@@ -330,6 +329,14 @@
           <w:szCs w:val="24"/>
         </w:rPr>
       </w:r>
+      <w:r>
+        <w:rPr>
+          <w:b/>
+          <w:bCs/>
+          <w:sz w:val="24"/>
+          <w:szCs w:val="24"/>
+        </w:rPr>
+      </w:r>
     </w:p>
     <w:p>
       <w:pPr>
@@ -448,6 +455,12 @@
           <w:szCs w:val="24"/>
         </w:rPr>
       </w:r>
+      <w:r>
+        <w:rPr>
+          <w:sz w:val="24"/>
+          <w:szCs w:val="24"/>
+        </w:rPr>
+      </w:r>
     </w:p>
     <w:p>
       <w:pPr>
@@ -479,6 +492,14 @@
           <w:szCs w:val="24"/>
         </w:rPr>
       </w:r>
+      <w:r>
+        <w:rPr>
+          <w:b/>
+          <w:bCs/>
+          <w:sz w:val="24"/>
+          <w:szCs w:val="24"/>
+        </w:rPr>
+      </w:r>
     </w:p>
     <w:p>
       <w:pPr>
@@ -528,6 +549,12 @@
           <w:szCs w:val="24"/>
         </w:rPr>
       </w:r>
+      <w:r>
+        <w:rPr>
+          <w:sz w:val="24"/>
+          <w:szCs w:val="24"/>
+        </w:rPr>
+      </w:r>
     </w:p>
     <w:p>
       <w:pPr>
@@ -577,6 +604,14 @@
           <w:szCs w:val="24"/>
         </w:rPr>
       </w:r>
+      <w:r>
+        <w:rPr>
+          <w:b/>
+          <w:bCs/>
+          <w:sz w:val="24"/>
+          <w:szCs w:val="24"/>
+        </w:rPr>
+      </w:r>
     </w:p>
     <w:p>
       <w:pPr>
@@ -665,6 +700,14 @@
           <w:szCs w:val="24"/>
         </w:rPr>
       </w:r>
+      <w:r>
+        <w:rPr>
+          <w:b/>
+          <w:bCs/>
+          <w:sz w:val="24"/>
+          <w:szCs w:val="24"/>
+        </w:rPr>
+      </w:r>
     </w:p>
     <w:p>
       <w:pPr>
@@ -741,6 +784,14 @@
           <w:szCs w:val="24"/>
         </w:rPr>
       </w:r>
+      <w:r>
+        <w:rPr>
+          <w:b/>
+          <w:bCs/>
+          <w:sz w:val="24"/>
+          <w:szCs w:val="24"/>
+        </w:rPr>
+      </w:r>
     </w:p>
     <w:p>
       <w:pPr>
@@ -853,6 +904,12 @@
           <w:szCs w:val="24"/>
         </w:rPr>
       </w:r>
+      <w:r>
+        <w:rPr>
+          <w:sz w:val="24"/>
+          <w:szCs w:val="24"/>
+        </w:rPr>
+      </w:r>
     </w:p>
     <w:p>
       <w:pPr>
@@ -920,6 +977,14 @@
           <w:szCs w:val="24"/>
         </w:rPr>
       </w:r>
+      <w:r>
+        <w:rPr>
+          <w:b/>
+          <w:bCs/>
+          <w:sz w:val="24"/>
+          <w:szCs w:val="24"/>
+        </w:rPr>
+      </w:r>
     </w:p>
     <w:p>
       <w:pPr>
@@ -1046,6 +1111,12 @@
           <w:szCs w:val="24"/>
         </w:rPr>
       </w:r>
+      <w:r>
+        <w:rPr>
+          <w:sz w:val="24"/>
+          <w:szCs w:val="24"/>
+        </w:rPr>
+      </w:r>
     </w:p>
     <w:p>
       <w:pPr>
@@ -1113,6 +1184,14 @@
           <w:szCs w:val="24"/>
         </w:rPr>
       </w:r>
+      <w:r>
+        <w:rPr>
+          <w:b/>
+          <w:bCs/>
+          <w:sz w:val="24"/>
+          <w:szCs w:val="24"/>
+        </w:rPr>
+      </w:r>
     </w:p>
     <w:p>
       <w:pPr>
@@ -1190,6 +1269,12 @@
           <w:szCs w:val="24"/>
         </w:rPr>
       </w:r>
+      <w:r>
+        <w:rPr>
+          <w:sz w:val="24"/>
+          <w:szCs w:val="24"/>
+        </w:rPr>
+      </w:r>
     </w:p>
     <w:p>
       <w:pPr>
@@ -1399,7 +1484,13 @@
           <w:highlight w:val="none"/>
         </w:rPr>
       </w:r>
-      <w:r>
+    </w:p>
+    <w:p>
+      <w:pPr>
+        <w:pBdr/>
+        <w:spacing w:after="113" w:before="113"/>
+        <w:ind/>
+        <w:jc w:val="both"/>
         <w:rPr>
           <w:b/>
           <w:bCs/>
@@ -1407,6 +1498,15 @@
           <w:szCs w:val="24"/>
           <w:highlight w:val="none"/>
         </w:rPr>
+      </w:pPr>
+      <w:r>
+        <w:rPr>
+          <w:b/>
+          <w:bCs/>
+          <w:sz w:val="24"/>
+          <w:szCs w:val="24"/>
+          <w:highlight w:val="none"/>
+        </w:rPr>
       </w:r>
       <w:r>
         <w:rPr>
@@ -1414,18 +1514,13 @@
           <w:bCs/>
           <w:sz w:val="24"/>
           <w:szCs w:val="24"/>
+          <w:highlight w:val="none"/>
         </w:rPr>
       </w:r>
       <w:r>
         <w:rPr>
           <w:b/>
           <w:bCs/>
-          <w:sz w:val="24"/>
-          <w:szCs w:val="24"/>
-        </w:rPr>
-      </w:r>
-      <w:r>
-        <w:rPr>
           <w:sz w:val="24"/>
           <w:szCs w:val="24"/>
           <w:highlight w:val="none"/>
@@ -1452,8 +1547,35 @@
           <w:bCs/>
           <w:sz w:val="24"/>
           <w:szCs w:val="24"/>
-          <w:highlight w:val="none"/>
-        </w:rPr>
+        </w:rPr>
+        <w:t xml:space="preserve">9</w:t>
+      </w:r>
+      <w:r>
+        <w:rPr>
+          <w:b/>
+          <w:bCs/>
+          <w:sz w:val="24"/>
+          <w:szCs w:val="24"/>
+        </w:rPr>
+        <w:t xml:space="preserve"> – PARA QUE DIGA </w:t>
+      </w:r>
+      <w:r>
+        <w:rPr>
+          <w:b/>
+          <w:bCs/>
+          <w:sz w:val="24"/>
+          <w:szCs w:val="24"/>
+        </w:rPr>
+        <w:t xml:space="preserve">DE QUIEN RECIBE ORDENES Y CUAL ES SU HORARIO DE TRABAJO</w:t>
+      </w:r>
+      <w:r>
+        <w:rPr>
+          <w:b/>
+          <w:bCs/>
+          <w:sz w:val="24"/>
+          <w:szCs w:val="24"/>
+        </w:rPr>
+        <w:t xml:space="preserve">. -</w:t>
       </w:r>
       <w:r>
         <w:rPr>
@@ -1481,21 +1603,82 @@
         <w:ind/>
         <w:jc w:val="both"/>
         <w:rPr>
+          <w:sz w:val="24"/>
+          <w:szCs w:val="24"/>
+        </w:rPr>
+      </w:pPr>
+      <w:r>
+        <w:rPr>
           <w:b/>
           <w:bCs/>
           <w:sz w:val="24"/>
           <w:szCs w:val="24"/>
-          <w:highlight w:val="none"/>
-        </w:rPr>
-      </w:pPr>
+          <w:u w:val="single"/>
+        </w:rPr>
+        <w:t xml:space="preserve">CONTESTA:</w:t>
+      </w:r>
       <w:r>
+        <w:rPr>
+          <w:sz w:val="24"/>
+          <w:szCs w:val="24"/>
+        </w:rPr>
+        <w:t xml:space="preserve"> Recibo orde</w:t>
+      </w:r>
+      <w:r>
+        <w:rPr>
+          <w:sz w:val="24"/>
+          <w:szCs w:val="24"/>
+        </w:rPr>
+        <w:t xml:space="preserve">nes del jefe de maquinas coreano, Park Kwang Jun. La jornada de trabajo es de 12 horas continuas y 6 de descanso, posterior a las 6 de descanso comienzan nuevamente las 12 horas de trabajo. En puerto es de las 08:00 hasta las 15:00</w:t>
+      </w:r>
+      <w:r>
+        <w:rPr>
+          <w:sz w:val="24"/>
+          <w:szCs w:val="24"/>
+        </w:rPr>
+        <w:t xml:space="preserve">. </w:t>
+      </w:r>
+      <w:r>
+        <w:rPr>
+          <w:sz w:val="24"/>
+          <w:szCs w:val="24"/>
+        </w:rPr>
+        <w:t xml:space="preserve">-</w:t>
+      </w:r>
+      <w:r>
+        <w:rPr>
+          <w:sz w:val="24"/>
+          <w:szCs w:val="24"/>
+        </w:rPr>
+      </w:r>
+      <w:r>
+        <w:rPr>
+          <w:sz w:val="24"/>
+          <w:szCs w:val="24"/>
+        </w:rPr>
+      </w:r>
+    </w:p>
+    <w:p>
+      <w:pPr>
+        <w:pBdr/>
+        <w:spacing w:after="113" w:before="113"/>
+        <w:ind/>
+        <w:jc w:val="both"/>
         <w:rPr>
           <w:b/>
           <w:bCs/>
           <w:sz w:val="24"/>
           <w:szCs w:val="24"/>
         </w:rPr>
-        <w:t xml:space="preserve">9</w:t>
+      </w:pPr>
+      <w:r>
+        <w:rPr>
+          <w:b/>
+          <w:bCs/>
+          <w:sz w:val="24"/>
+          <w:szCs w:val="24"/>
+        </w:rPr>
+        <w:t xml:space="preserve">10 – PARA QUE DIGA ACTUALMENTE DONDE ESTA ALOJADO Y SI TIENE LAS NECESIDADES BASICAS CUBIERTAS. -</w:t>
       </w:r>
       <w:r>
         <w:rPr>
@@ -1504,7 +1687,6 @@
           <w:sz w:val="24"/>
           <w:szCs w:val="24"/>
         </w:rPr>
-        <w:t xml:space="preserve"> – PARA QUE DIGA </w:t>
       </w:r>
       <w:r>
         <w:rPr>
@@ -1513,12 +1695,153 @@
           <w:sz w:val="24"/>
           <w:szCs w:val="24"/>
         </w:rPr>
-        <w:t xml:space="preserve">DE QUIEN RECIBE ORDENES Y CUAL ES SU HORARIO DE TRABAJO</w:t>
+      </w:r>
+    </w:p>
+    <w:p>
+      <w:pPr>
+        <w:pBdr/>
+        <w:spacing w:after="113" w:before="113"/>
+        <w:ind/>
+        <w:jc w:val="both"/>
+        <w:rPr>
+          <w:b/>
+          <w:bCs/>
+          <w:sz w:val="24"/>
+          <w:szCs w:val="24"/>
+          <w:highlight w:val="none"/>
+        </w:rPr>
+      </w:pPr>
+      <w:r>
+        <w:rPr>
+          <w:b/>
+          <w:bCs/>
+          <w:sz w:val="24"/>
+          <w:szCs w:val="24"/>
+          <w:u w:val="single"/>
+        </w:rPr>
+        <w:t xml:space="preserve">CONTESTA:</w:t>
       </w:r>
       <w:r>
         <w:rPr>
+          <w:sz w:val="24"/>
+          <w:szCs w:val="24"/>
+        </w:rPr>
+        <w:t xml:space="preserve"> </w:t>
+      </w:r>
+      <w:r>
+        <w:rPr>
+          <w:sz w:val="24"/>
+          <w:szCs w:val="24"/>
+        </w:rPr>
+        <w:t xml:space="preserve">En el Sur Este 701. Ahora tengo camarote con una cama pero los primeros tres días dormimos en el piso. Ayer el oficial coreano nos dio ropa. Comida y ba</w:t>
+      </w:r>
+      <w:r>
+        <w:rPr>
+          <w:sz w:val="24"/>
+          <w:szCs w:val="24"/>
+        </w:rPr>
+        <w:t xml:space="preserve">ñ</w:t>
+      </w:r>
+      <w:r>
+        <w:rPr>
+          <w:sz w:val="24"/>
+          <w:szCs w:val="24"/>
+        </w:rPr>
+        <w:t xml:space="preserve">o también en el Sur Este 701. En el Sur Este 701 hay poca tripulación por lo que hay camarotes vacíos. -</w:t>
+      </w:r>
+      <w:r>
+        <w:rPr>
           <w:b/>
           <w:bCs/>
+          <w:sz w:val="24"/>
+          <w:szCs w:val="24"/>
+        </w:rPr>
+      </w:r>
+      <w:r>
+        <w:rPr>
+          <w:sz w:val="24"/>
+          <w:szCs w:val="24"/>
+        </w:rPr>
+      </w:r>
+    </w:p>
+    <w:p>
+      <w:pPr>
+        <w:pBdr/>
+        <w:spacing w:after="113" w:before="113"/>
+        <w:ind/>
+        <w:jc w:val="both"/>
+        <w:rPr>
+          <w:b/>
+          <w:bCs/>
+          <w:sz w:val="24"/>
+          <w:szCs w:val="24"/>
+        </w:rPr>
+      </w:pPr>
+      <w:r>
+        <w:rPr>
+          <w:sz w:val="24"/>
+          <w:szCs w:val="24"/>
+        </w:rPr>
+      </w:r>
+      <w:r>
+        <w:rPr>
+          <w:b/>
+          <w:bCs/>
+          <w:sz w:val="24"/>
+          <w:szCs w:val="24"/>
+        </w:rPr>
+        <w:t xml:space="preserve">11 – PARA QUE DIGA SI VIO A ALGUN MIEMBRO DE LA TRIPULACION CONSUMIR ALCOHOL ABORDO O EN APARENTE ESTADO ETILICO. -</w:t>
+      </w:r>
+      <w:r>
+        <w:rPr>
+          <w:b/>
+          <w:bCs/>
+          <w:sz w:val="24"/>
+          <w:szCs w:val="24"/>
+        </w:rPr>
+      </w:r>
+      <w:r>
+        <w:rPr>
+          <w:b/>
+          <w:bCs/>
+          <w:sz w:val="24"/>
+          <w:szCs w:val="24"/>
+        </w:rPr>
+      </w:r>
+    </w:p>
+    <w:p>
+      <w:pPr>
+        <w:pBdr/>
+        <w:spacing w:after="113" w:before="113"/>
+        <w:ind/>
+        <w:jc w:val="both"/>
+        <w:rPr>
+          <w:b/>
+          <w:bCs/>
+          <w:sz w:val="24"/>
+          <w:szCs w:val="24"/>
+          <w:highlight w:val="none"/>
+        </w:rPr>
+      </w:pPr>
+      <w:r>
+        <w:rPr>
+          <w:b/>
+          <w:bCs/>
+          <w:sz w:val="24"/>
+          <w:szCs w:val="24"/>
+          <w:u w:val="single"/>
+        </w:rPr>
+        <w:t xml:space="preserve">CONTESTA:</w:t>
+      </w:r>
+      <w:r>
+        <w:rPr>
+          <w:sz w:val="24"/>
+          <w:szCs w:val="24"/>
+        </w:rPr>
+        <w:t xml:space="preserve"> No, no vi a nadie</w:t>
+      </w:r>
+      <w:r>
+        <w:rPr>
           <w:sz w:val="24"/>
           <w:szCs w:val="24"/>
         </w:rPr>
@@ -1542,66 +1865,40 @@
           <w:highlight w:val="none"/>
         </w:rPr>
       </w:r>
-    </w:p>
-    <w:p>
-      <w:pPr>
-        <w:pBdr/>
-        <w:spacing w:after="113" w:before="113"/>
-        <w:ind/>
-        <w:jc w:val="both"/>
-        <w:rPr>
-          <w:sz w:val="24"/>
-          <w:szCs w:val="24"/>
-        </w:rPr>
-      </w:pPr>
       <w:r>
         <w:rPr>
           <w:b/>
           <w:bCs/>
           <w:sz w:val="24"/>
           <w:szCs w:val="24"/>
-          <w:u w:val="single"/>
-        </w:rPr>
-        <w:t xml:space="preserve">CONTESTA:</w:t>
+          <w:highlight w:val="none"/>
+        </w:rPr>
       </w:r>
       <w:r>
         <w:rPr>
-          <w:sz w:val="24"/>
-          <w:szCs w:val="24"/>
-        </w:rPr>
-        <w:t xml:space="preserve"> Recibo orde</w:t>
+          <w:b/>
+          <w:bCs/>
+          <w:sz w:val="24"/>
+          <w:szCs w:val="24"/>
+          <w:highlight w:val="none"/>
+        </w:rPr>
       </w:r>
       <w:r>
         <w:rPr>
-          <w:sz w:val="24"/>
-          <w:szCs w:val="24"/>
-        </w:rPr>
-        <w:t xml:space="preserve">nes del jefe de maquinas coreano, Park Kwang Jun. La jornada de trabajo es de 12 horas continuas y 6 de descanso, posterior a las 6 de descanso comienzan nuevamente las 12 horas de trabajo. En puerto es de las 08:00 hasta las 15:00</w:t>
+          <w:b/>
+          <w:bCs/>
+          <w:sz w:val="24"/>
+          <w:szCs w:val="24"/>
+          <w:highlight w:val="none"/>
+        </w:rPr>
       </w:r>
       <w:r>
         <w:rPr>
-          <w:sz w:val="24"/>
-          <w:szCs w:val="24"/>
-        </w:rPr>
-        <w:t xml:space="preserve">. </w:t>
-      </w:r>
-      <w:r>
-        <w:rPr>
-          <w:sz w:val="24"/>
-          <w:szCs w:val="24"/>
-        </w:rPr>
-        <w:t xml:space="preserve">-</w:t>
-      </w:r>
-      <w:r>
-        <w:rPr>
-          <w:sz w:val="24"/>
-          <w:szCs w:val="24"/>
-        </w:rPr>
-      </w:r>
-      <w:r>
-        <w:rPr>
-          <w:sz w:val="24"/>
-          <w:szCs w:val="24"/>
+          <w:b/>
+          <w:bCs/>
+          <w:sz w:val="24"/>
+          <w:szCs w:val="24"/>
+          <w:highlight w:val="none"/>
         </w:rPr>
       </w:r>
     </w:p>
@@ -1616,6 +1913,7 @@
           <w:bCs/>
           <w:sz w:val="24"/>
           <w:szCs w:val="24"/>
+          <w:highlight w:val="none"/>
         </w:rPr>
       </w:pPr>
       <w:r>
@@ -1625,7 +1923,7 @@
           <w:sz w:val="24"/>
           <w:szCs w:val="24"/>
         </w:rPr>
-        <w:t xml:space="preserve">10 – PARA QUE DIGA ACTUALMENTE DONDE ESTA ALOJADO YSI TIENE LAS NECESIDADES BASICAS CUBIERTAS. -</w:t>
+        <w:t xml:space="preserve">12</w:t>
       </w:r>
       <w:r>
         <w:rPr>
@@ -1634,6 +1932,7 @@
           <w:sz w:val="24"/>
           <w:szCs w:val="24"/>
         </w:rPr>
+        <w:t xml:space="preserve"> – PARA QUE DIGA SI ESTUVO TRABAJANDO CON EL JEFE DE MAQUINAS PARK KWANG JUN EN EL CAMBIO DE TRES TRAMOS DE CA</w:t>
       </w:r>
       <w:r>
         <w:rPr>
@@ -1642,143 +1941,21 @@
           <w:sz w:val="24"/>
           <w:szCs w:val="24"/>
         </w:rPr>
+        <w:t xml:space="preserve">Ñ</w:t>
       </w:r>
-    </w:p>
-    <w:p>
-      <w:pPr>
-        <w:pBdr/>
-        <w:spacing w:after="113" w:before="113"/>
-        <w:ind/>
-        <w:jc w:val="both"/>
-        <w:rPr>
-          <w:sz w:val="24"/>
-          <w:szCs w:val="24"/>
-        </w:rPr>
-      </w:pPr>
       <w:r>
         <w:rPr>
           <w:b/>
           <w:bCs/>
           <w:sz w:val="24"/>
           <w:szCs w:val="24"/>
-          <w:u w:val="single"/>
-        </w:rPr>
-        <w:t xml:space="preserve">CONTESTA:</w:t>
+        </w:rPr>
+        <w:t xml:space="preserve">O DE REFRIGERACON DEL MOTOR PRINCIPAL EL DIA 22 DE AGOSTO</w:t>
       </w:r>
       <w:r>
         <w:rPr>
-          <w:sz w:val="24"/>
-          <w:szCs w:val="24"/>
-        </w:rPr>
-        <w:t xml:space="preserve"> </w:t>
-      </w:r>
-      <w:r>
-        <w:rPr>
-          <w:sz w:val="24"/>
-          <w:szCs w:val="24"/>
-        </w:rPr>
-        <w:t xml:space="preserve">En el Sur Este 701. Ahora tengo camarote con una cama pero los primeros tres días dormimos en el piso. Ayer el oficial coreano nos dio ropa. Comida y ba</w:t>
-      </w:r>
-      <w:r>
-        <w:rPr>
-          <w:sz w:val="24"/>
-          <w:szCs w:val="24"/>
-        </w:rPr>
-        <w:t xml:space="preserve">ñ</w:t>
-      </w:r>
-      <w:r>
-        <w:rPr>
-          <w:sz w:val="24"/>
-          <w:szCs w:val="24"/>
-        </w:rPr>
-        <w:t xml:space="preserve">o también en el Sur Este 701. En el Sur Este 701 hay poca tripulación por lo que hay camarotes vacíos. -</w:t>
-      </w:r>
-      <w:r>
-        <w:rPr>
           <w:b/>
           <w:bCs/>
-          <w:sz w:val="24"/>
-          <w:szCs w:val="24"/>
-        </w:rPr>
-      </w:r>
-    </w:p>
-    <w:p>
-      <w:pPr>
-        <w:pBdr/>
-        <w:spacing w:after="113" w:before="113"/>
-        <w:ind/>
-        <w:jc w:val="both"/>
-        <w:rPr>
-          <w:b/>
-          <w:bCs/>
-          <w:sz w:val="24"/>
-          <w:szCs w:val="24"/>
-        </w:rPr>
-      </w:pPr>
-      <w:r>
-        <w:rPr>
-          <w:sz w:val="24"/>
-          <w:szCs w:val="24"/>
-        </w:rPr>
-      </w:r>
-      <w:r>
-        <w:rPr>
-          <w:b/>
-          <w:bCs/>
-          <w:sz w:val="24"/>
-          <w:szCs w:val="24"/>
-        </w:rPr>
-        <w:t xml:space="preserve">11 – PARA QUE DIGA SI HAY ALGUN HECHO RELACIONADO CON EL INCIDENTE QUE NO HAYA SIDO PREGUNTADO Y QUE CONSIDERE IMPORTANTE ACLARAR. -</w:t>
-      </w:r>
-      <w:r>
-        <w:rPr>
-          <w:b/>
-          <w:bCs/>
-          <w:sz w:val="24"/>
-          <w:szCs w:val="24"/>
-        </w:rPr>
-      </w:r>
-      <w:r/>
-    </w:p>
-    <w:p>
-      <w:pPr>
-        <w:pBdr/>
-        <w:spacing w:after="113" w:before="113"/>
-        <w:ind/>
-        <w:jc w:val="both"/>
-        <w:rPr>
-          <w:b/>
-          <w:bCs/>
-          <w:sz w:val="24"/>
-          <w:szCs w:val="24"/>
-        </w:rPr>
-      </w:pPr>
-      <w:r>
-        <w:rPr>
-          <w:b/>
-          <w:bCs/>
-          <w:sz w:val="24"/>
-          <w:szCs w:val="24"/>
-          <w:u w:val="single"/>
-        </w:rPr>
-        <w:t xml:space="preserve">CONTESTA:</w:t>
-      </w:r>
-      <w:r>
-        <w:rPr>
-          <w:sz w:val="24"/>
-          <w:szCs w:val="24"/>
-        </w:rPr>
-        <w:t xml:space="preserve"> </w:t>
-      </w:r>
-      <w:r>
-        <w:rPr>
-          <w:sz w:val="24"/>
-          <w:szCs w:val="24"/>
-        </w:rPr>
-        <w:t xml:space="preserve">No</w:t>
-      </w:r>
-      <w:r>
-        <w:rPr>
           <w:sz w:val="24"/>
           <w:szCs w:val="24"/>
         </w:rPr>
@@ -1787,31 +1964,18 @@
       <w:r/>
       <w:r>
         <w:rPr>
-          <w:sz w:val="24"/>
-          <w:szCs w:val="24"/>
-        </w:rPr>
-      </w:r>
-      <w:r>
-        <w:rPr>
           <w:b/>
           <w:bCs/>
           <w:sz w:val="24"/>
           <w:szCs w:val="24"/>
-        </w:rPr>
-      </w:r>
-      <w:r>
-        <w:rPr>
-          <w:b/>
-          <w:bCs/>
-          <w:sz w:val="24"/>
-          <w:szCs w:val="24"/>
+          <w:highlight w:val="none"/>
         </w:rPr>
       </w:r>
     </w:p>
     <w:p>
       <w:pPr>
         <w:pBdr/>
-        <w:spacing/>
+        <w:spacing w:after="113" w:before="113"/>
         <w:ind/>
         <w:jc w:val="both"/>
         <w:rPr>
@@ -1821,8 +1985,114 @@
       </w:pPr>
       <w:r>
         <w:rPr>
-          <w:sz w:val="24"/>
-          <w:szCs w:val="24"/>
+          <w:b/>
+          <w:bCs/>
+          <w:sz w:val="24"/>
+          <w:szCs w:val="24"/>
+          <w:u w:val="single"/>
+        </w:rPr>
+        <w:t xml:space="preserve">CONTESTA:</w:t>
+      </w:r>
+      <w:r>
+        <w:rPr>
+          <w:sz w:val="24"/>
+          <w:szCs w:val="24"/>
+        </w:rPr>
+        <w:t xml:space="preserve"> Si, estuvimos trabajando con el en esa reparación el pero fue en la ma</w:t>
+      </w:r>
+      <w:r>
+        <w:rPr>
+          <w:sz w:val="24"/>
+          <w:szCs w:val="24"/>
+        </w:rPr>
+        <w:t xml:space="preserve">ñ</w:t>
+      </w:r>
+      <w:r>
+        <w:rPr>
+          <w:sz w:val="24"/>
+          <w:szCs w:val="24"/>
+        </w:rPr>
+        <w:t xml:space="preserve">ana del día antes del incidente. No se cual era particularmente el funcionamiento de ese ca</w:t>
+      </w:r>
+      <w:r>
+        <w:rPr>
+          <w:sz w:val="24"/>
+          <w:szCs w:val="24"/>
+        </w:rPr>
+        <w:t xml:space="preserve">ñ</w:t>
+      </w:r>
+      <w:r>
+        <w:rPr>
+          <w:sz w:val="24"/>
+          <w:szCs w:val="24"/>
+        </w:rPr>
+        <w:t xml:space="preserve">o, yo solo ayudo en los trabajos El ca</w:t>
+      </w:r>
+      <w:r>
+        <w:rPr>
+          <w:sz w:val="24"/>
+          <w:szCs w:val="24"/>
+        </w:rPr>
+        <w:t xml:space="preserve">ñ</w:t>
+      </w:r>
+      <w:r>
+        <w:rPr>
+          <w:sz w:val="24"/>
+          <w:szCs w:val="24"/>
+        </w:rPr>
+        <w:t xml:space="preserve">o lo trajo un coreano de tierra. Luego del trabajo que mencione no volví a ver mas al coreano. Luego de cambiarlo se hicieron pruebas y quedo bien, las uniones del mismo son con tornillos</w:t>
+      </w:r>
+      <w:r>
+        <w:rPr>
+          <w:sz w:val="24"/>
+          <w:szCs w:val="24"/>
+        </w:rPr>
+        <w:t xml:space="preserve">. </w:t>
+      </w:r>
+      <w:r>
+        <w:rPr>
+          <w:sz w:val="24"/>
+          <w:szCs w:val="24"/>
+        </w:rPr>
+        <w:t xml:space="preserve">-</w:t>
+      </w:r>
+      <w:r>
+        <w:rPr>
+          <w:sz w:val="24"/>
+          <w:szCs w:val="24"/>
+        </w:rPr>
+      </w:r>
+      <w:r>
+        <w:rPr>
+          <w:sz w:val="24"/>
+          <w:szCs w:val="24"/>
+        </w:rPr>
+      </w:r>
+      <w:r>
+        <w:rPr>
+          <w:b/>
+          <w:bCs/>
+          <w:sz w:val="24"/>
+          <w:szCs w:val="24"/>
+          <w:highlight w:val="none"/>
+        </w:rPr>
+      </w:r>
+      <w:r>
+        <w:rPr>
+          <w:b/>
+          <w:bCs/>
+          <w:sz w:val="24"/>
+          <w:szCs w:val="24"/>
+          <w:highlight w:val="none"/>
+        </w:rPr>
+      </w:r>
+      <w:r>
+        <w:rPr>
+          <w:b/>
+          <w:bCs/>
+          <w:sz w:val="24"/>
+          <w:szCs w:val="24"/>
+          <w:highlight w:val="none"/>
         </w:rPr>
       </w:r>
       <w:r>
@@ -1835,57 +2105,158 @@
     <w:p>
       <w:pPr>
         <w:pBdr/>
-        <w:spacing/>
+        <w:spacing w:after="113" w:before="113"/>
         <w:ind/>
         <w:jc w:val="both"/>
         <w:rPr>
-          <w:sz w:val="24"/>
-          <w:szCs w:val="24"/>
+          <w:b/>
+          <w:bCs/>
+          <w:sz w:val="24"/>
+          <w:szCs w:val="24"/>
+          <w:highlight w:val="none"/>
         </w:rPr>
       </w:pPr>
       <w:r>
         <w:rPr>
-          <w:sz w:val="24"/>
-          <w:szCs w:val="24"/>
-        </w:rPr>
-        <w:t xml:space="preserve">EN LA PREFECTURA DEL PUERTO DE MONTEVIDEO, </w:t>
+          <w:b/>
+          <w:bCs/>
+          <w:sz w:val="24"/>
+          <w:szCs w:val="24"/>
+        </w:rPr>
+        <w:t xml:space="preserve">13 – PARA QUE DIGA SI HAY ALGUN HECHO RELACIONADO CON EL INCIDENTE QUE NO HAYA SIDO PREGUNTADO Y QUE CONSIDERE IMPORTANTE ACLARAR. -</w:t>
       </w:r>
       <w:r>
         <w:rPr>
-          <w:sz w:val="24"/>
-          <w:szCs w:val="24"/>
-        </w:rPr>
-        <w:t xml:space="preserve">31</w:t>
+          <w:b/>
+          <w:bCs/>
+          <w:sz w:val="24"/>
+          <w:szCs w:val="24"/>
+        </w:rPr>
       </w:r>
       <w:r>
         <w:rPr>
-          <w:sz w:val="24"/>
-          <w:szCs w:val="24"/>
-        </w:rPr>
-        <w:t xml:space="preserve"> DE AGOSTO DE 2026 A LAS </w:t>
+          <w:b/>
+          <w:bCs/>
+          <w:sz w:val="24"/>
+          <w:szCs w:val="24"/>
+        </w:rPr>
+      </w:r>
+    </w:p>
+    <w:p>
+      <w:pPr>
+        <w:pBdr/>
+        <w:spacing w:after="113" w:before="113"/>
+        <w:ind/>
+        <w:jc w:val="both"/>
+        <w:rPr>
+          <w:b/>
+          <w:bCs/>
+          <w:sz w:val="24"/>
+          <w:szCs w:val="24"/>
+        </w:rPr>
+      </w:pPr>
+      <w:r>
+        <w:rPr>
+          <w:b/>
+          <w:bCs/>
+          <w:sz w:val="24"/>
+          <w:szCs w:val="24"/>
+          <w:u w:val="single"/>
+        </w:rPr>
+        <w:t xml:space="preserve">CONTESTA:</w:t>
       </w:r>
       <w:r>
         <w:rPr>
           <w:sz w:val="24"/>
           <w:szCs w:val="24"/>
         </w:rPr>
-        <w:t xml:space="preserve">17</w:t>
+        <w:t xml:space="preserve"> </w:t>
       </w:r>
       <w:r>
         <w:rPr>
-          <w:color w:val="000000"/>
-          <w:sz w:val="24"/>
-          <w:szCs w:val="24"/>
-        </w:rPr>
-        <w:t xml:space="preserve">:</w:t>
+          <w:sz w:val="24"/>
+          <w:szCs w:val="24"/>
+        </w:rPr>
+        <w:t xml:space="preserve">No</w:t>
       </w:r>
       <w:r>
         <w:rPr>
-          <w:color w:val="000000"/>
-          <w:sz w:val="24"/>
-          <w:szCs w:val="24"/>
-        </w:rPr>
-        <w:t xml:space="preserve">20</w:t>
+          <w:sz w:val="24"/>
+          <w:szCs w:val="24"/>
+        </w:rPr>
+        <w:t xml:space="preserve">. -</w:t>
+      </w:r>
+      <w:r>
+        <w:rPr>
+          <w:b/>
+          <w:bCs/>
+          <w:sz w:val="24"/>
+          <w:szCs w:val="24"/>
+        </w:rPr>
+      </w:r>
+      <w:r>
+        <w:rPr>
+          <w:b/>
+          <w:bCs/>
+          <w:sz w:val="24"/>
+          <w:szCs w:val="24"/>
+        </w:rPr>
+      </w:r>
+    </w:p>
+    <w:p>
+      <w:pPr>
+        <w:pBdr/>
+        <w:spacing/>
+        <w:ind/>
+        <w:jc w:val="both"/>
+        <w:rPr>
+          <w:sz w:val="24"/>
+          <w:szCs w:val="24"/>
+        </w:rPr>
+      </w:pPr>
+      <w:r>
+        <w:rPr>
+          <w:sz w:val="24"/>
+          <w:szCs w:val="24"/>
+        </w:rPr>
+      </w:r>
+      <w:r>
+        <w:rPr>
+          <w:sz w:val="24"/>
+          <w:szCs w:val="24"/>
+        </w:rPr>
+      </w:r>
+      <w:r>
+        <w:rPr>
+          <w:sz w:val="24"/>
+          <w:szCs w:val="24"/>
+        </w:rPr>
+      </w:r>
+    </w:p>
+    <w:p>
+      <w:pPr>
+        <w:pBdr/>
+        <w:spacing/>
+        <w:ind/>
+        <w:jc w:val="both"/>
+        <w:rPr>
+          <w:sz w:val="24"/>
+          <w:szCs w:val="24"/>
+        </w:rPr>
+      </w:pPr>
+      <w:r>
+        <w:rPr>
+          <w:sz w:val="24"/>
+          <w:szCs w:val="24"/>
+        </w:rPr>
+        <w:t xml:space="preserve">EN LA PREFECTURA DEL PUERTO DE MONTEVIDEO, 03</w:t>
+      </w:r>
+      <w:r>
+        <w:rPr>
+          <w:sz w:val="24"/>
+          <w:szCs w:val="24"/>
+        </w:rPr>
+        <w:t xml:space="preserve"> DE SEPTIEMBRE DE 2026 A LAS 13:00</w:t>
       </w:r>
       <w:r>
         <w:rPr>
@@ -1900,17 +2271,18 @@
           <w:szCs w:val="24"/>
         </w:rPr>
       </w:r>
-    </w:p>
-    <w:p>
-      <w:pPr>
-        <w:pBdr/>
-        <w:spacing/>
-        <w:ind/>
-        <w:rPr>
-          <w:sz w:val="24"/>
-          <w:szCs w:val="24"/>
-        </w:rPr>
-      </w:pPr>
+      <w:r>
+        <w:rPr>
+          <w:sz w:val="24"/>
+          <w:szCs w:val="24"/>
+        </w:rPr>
+      </w:r>
+      <w:r>
+        <w:rPr>
+          <w:sz w:val="24"/>
+          <w:szCs w:val="24"/>
+        </w:rPr>
+      </w:r>
       <w:r>
         <w:rPr>
           <w:sz w:val="24"/>
@@ -1939,6 +2311,35 @@
           <w:sz w:val="24"/>
           <w:szCs w:val="24"/>
         </w:rPr>
+      </w:r>
+      <w:r>
+        <w:rPr>
+          <w:sz w:val="24"/>
+          <w:szCs w:val="24"/>
+        </w:rPr>
+      </w:r>
+      <w:r>
+        <w:rPr>
+          <w:sz w:val="24"/>
+          <w:szCs w:val="24"/>
+        </w:rPr>
+      </w:r>
+    </w:p>
+    <w:p>
+      <w:pPr>
+        <w:pBdr/>
+        <w:spacing/>
+        <w:ind/>
+        <w:rPr>
+          <w:sz w:val="24"/>
+          <w:szCs w:val="24"/>
+        </w:rPr>
+      </w:pPr>
+      <w:r>
+        <w:rPr>
+          <w:sz w:val="24"/>
+          <w:szCs w:val="24"/>
+        </w:rPr>
         <w:t xml:space="preserve">Deponente:  </w:t>
       </w:r>
       <w:r>
@@ -1947,23 +2348,6 @@
           <w:szCs w:val="24"/>
         </w:rPr>
       </w:r>
-    </w:p>
-    <w:p>
-      <w:pPr>
-        <w:pBdr/>
-        <w:spacing/>
-        <w:ind/>
-        <w:rPr>
-          <w:sz w:val="24"/>
-          <w:szCs w:val="24"/>
-        </w:rPr>
-      </w:pPr>
-      <w:r>
-        <w:rPr>
-          <w:sz w:val="24"/>
-          <w:szCs w:val="24"/>
-        </w:rPr>
-      </w:r>
       <w:r>
         <w:rPr>
           <w:sz w:val="24"/>
@@ -1993,23 +2377,6 @@
           <w:szCs w:val="24"/>
         </w:rPr>
       </w:r>
-    </w:p>
-    <w:p>
-      <w:pPr>
-        <w:pBdr/>
-        <w:spacing/>
-        <w:ind/>
-        <w:rPr>
-          <w:sz w:val="24"/>
-          <w:szCs w:val="24"/>
-        </w:rPr>
-      </w:pPr>
-      <w:r>
-        <w:rPr>
-          <w:sz w:val="24"/>
-          <w:szCs w:val="24"/>
-        </w:rPr>
-      </w:r>
       <w:r>
         <w:rPr>
           <w:sz w:val="24"/>
@@ -2021,6 +2388,35 @@
       <w:pPr>
         <w:pBdr/>
         <w:spacing/>
+        <w:ind/>
+        <w:rPr>
+          <w:sz w:val="24"/>
+          <w:szCs w:val="24"/>
+        </w:rPr>
+      </w:pPr>
+      <w:r>
+        <w:rPr>
+          <w:sz w:val="24"/>
+          <w:szCs w:val="24"/>
+        </w:rPr>
+      </w:r>
+      <w:r>
+        <w:rPr>
+          <w:sz w:val="24"/>
+          <w:szCs w:val="24"/>
+        </w:rPr>
+      </w:r>
+      <w:r>
+        <w:rPr>
+          <w:sz w:val="24"/>
+          <w:szCs w:val="24"/>
+        </w:rPr>
+      </w:r>
+    </w:p>
+    <w:p>
+      <w:pPr>
+        <w:pBdr/>
+        <w:spacing/>
         <w:ind w:left="2127"/>
         <w:rPr>
           <w:sz w:val="24"/>
@@ -2062,23 +2458,6 @@
           <w:szCs w:val="24"/>
         </w:rPr>
       </w:r>
-    </w:p>
-    <w:p>
-      <w:pPr>
-        <w:pBdr/>
-        <w:spacing/>
-        <w:ind/>
-        <w:rPr>
-          <w:sz w:val="24"/>
-          <w:szCs w:val="24"/>
-        </w:rPr>
-      </w:pPr>
-      <w:r>
-        <w:rPr>
-          <w:sz w:val="24"/>
-          <w:szCs w:val="24"/>
-        </w:rPr>
-      </w:r>
       <w:r>
         <w:rPr>
           <w:sz w:val="24"/>
@@ -2109,24 +2488,6 @@
           <w:szCs w:val="24"/>
         </w:rPr>
       </w:r>
-    </w:p>
-    <w:p>
-      <w:pPr>
-        <w:pBdr/>
-        <w:spacing/>
-        <w:ind/>
-        <w:jc w:val="both"/>
-        <w:rPr>
-          <w:sz w:val="24"/>
-          <w:szCs w:val="24"/>
-        </w:rPr>
-      </w:pPr>
-      <w:r>
-        <w:rPr>
-          <w:sz w:val="24"/>
-          <w:szCs w:val="24"/>
-        </w:rPr>
-      </w:r>
       <w:r>
         <w:rPr>
           <w:sz w:val="24"/>
@@ -2157,46 +2518,6 @@
           <w:szCs w:val="24"/>
         </w:rPr>
       </w:r>
-    </w:p>
-    <w:p>
-      <w:pPr>
-        <w:pBdr/>
-        <w:spacing/>
-        <w:ind/>
-        <w:jc w:val="both"/>
-        <w:rPr>
-          <w:sz w:val="24"/>
-          <w:szCs w:val="24"/>
-        </w:rPr>
-      </w:pPr>
-      <w:r>
-        <w:rPr>
-          <w:sz w:val="24"/>
-          <w:szCs w:val="24"/>
-        </w:rPr>
-        <w:t xml:space="preserve">Oficial Actuante: </w:t>
-      </w:r>
-      <w:r>
-        <w:rPr>
-          <w:sz w:val="24"/>
-          <w:szCs w:val="24"/>
-        </w:rPr>
-        <w:tab/>
-      </w:r>
-      <w:r>
-        <w:rPr>
-          <w:sz w:val="24"/>
-          <w:szCs w:val="24"/>
-        </w:rPr>
-        <w:t xml:space="preserve">A</w:t>
-      </w:r>
-      <w:r>
-        <w:rPr>
-          <w:sz w:val="24"/>
-          <w:szCs w:val="24"/>
-        </w:rPr>
-        <w:t xml:space="preserve">N (CP)</w:t>
-      </w:r>
       <w:r>
         <w:rPr>
           <w:sz w:val="24"/>
@@ -2220,43 +2541,344 @@
           <w:sz w:val="24"/>
           <w:szCs w:val="24"/>
         </w:rPr>
-        <w:tab/>
       </w:r>
       <w:r>
         <w:rPr>
           <w:sz w:val="24"/>
           <w:szCs w:val="24"/>
         </w:rPr>
-        <w:tab/>
       </w:r>
       <w:r>
         <w:rPr>
           <w:sz w:val="24"/>
           <w:szCs w:val="24"/>
         </w:rPr>
+      </w:r>
+    </w:p>
+    <w:p>
+      <w:pPr>
+        <w:pStyle w:val="720"/>
+        <w:pBdr/>
+        <w:spacing w:line="240" w:lineRule="auto"/>
+        <w:ind w:left="0"/>
+        <w:jc w:val="both"/>
+        <w:rPr>
+          <w:sz w:val="24"/>
+          <w:szCs w:val="24"/>
+          <w:highlight w:val="none"/>
+        </w:rPr>
+      </w:pPr>
+      <w:r>
+        <w:rPr>
+          <w:sz w:val="24"/>
+          <w:szCs w:val="24"/>
+        </w:rPr>
+        <w:t xml:space="preserve">Oficial Actuante: </w:t>
         <w:tab/>
+        <w:t xml:space="preserve">TN (CP)</w:t>
       </w:r>
       <w:r>
         <w:rPr>
           <w:sz w:val="24"/>
           <w:szCs w:val="24"/>
-        </w:rPr>
-        <w:tab/>
+          <w:highlight w:val="none"/>
+        </w:rPr>
       </w:r>
       <w:r>
         <w:rPr>
           <w:sz w:val="24"/>
           <w:szCs w:val="24"/>
+          <w:highlight w:val="none"/>
+        </w:rPr>
+      </w:r>
+    </w:p>
+    <w:p>
+      <w:pPr>
+        <w:pStyle w:val="720"/>
+        <w:pBdr/>
+        <w:spacing w:line="240" w:lineRule="auto"/>
+        <w:ind w:left="0"/>
+        <w:jc w:val="both"/>
+        <w:rPr>
+          <w:sz w:val="24"/>
+          <w:szCs w:val="24"/>
+        </w:rPr>
+      </w:pPr>
+      <w:r>
+        <w:rPr>
+          <w:sz w:val="24"/>
+          <w:szCs w:val="24"/>
         </w:rPr>
         <w:tab/>
-        <w:t xml:space="preserve">  </w:t>
+        <w:tab/>
+        <w:tab/>
+        <w:tab/>
+        <w:tab/>
+        <w:t xml:space="preserve">  Joaquín </w:t>
       </w:r>
       <w:r>
         <w:rPr>
           <w:sz w:val="24"/>
           <w:szCs w:val="24"/>
         </w:rPr>
-        <w:t xml:space="preserve">Brian</w:t>
+        <w:t xml:space="preserve">PÉREZ</w:t>
+      </w:r>
+      <w:r>
+        <w:rPr>
+          <w:sz w:val="24"/>
+          <w:szCs w:val="24"/>
+        </w:rPr>
+        <w:t xml:space="preserve"> CORIA</w:t>
+      </w:r>
+      <w:r>
+        <w:rPr>
+          <w:sz w:val="24"/>
+          <w:szCs w:val="24"/>
+        </w:rPr>
+      </w:r>
+      <w:r>
+        <w:rPr>
+          <w:sz w:val="24"/>
+          <w:szCs w:val="24"/>
+        </w:rPr>
+      </w:r>
+    </w:p>
+    <w:p>
+      <w:pPr>
+        <w:pStyle w:val="720"/>
+        <w:pBdr/>
+        <w:spacing w:line="240" w:lineRule="auto"/>
+        <w:ind w:left="0"/>
+        <w:jc w:val="both"/>
+        <w:rPr>
+          <w:sz w:val="24"/>
+          <w:szCs w:val="24"/>
+        </w:rPr>
+      </w:pPr>
+      <w:r>
+        <w:rPr>
+          <w:sz w:val="24"/>
+          <w:szCs w:val="24"/>
+        </w:rPr>
+        <w:tab/>
+        <w:tab/>
+        <w:tab/>
+        <w:tab/>
+        <w:t xml:space="preserve">     Jefe de Depto. Despacho de Buques </w:t>
+      </w:r>
+      <w:r>
+        <w:rPr>
+          <w:sz w:val="24"/>
+          <w:szCs w:val="24"/>
+        </w:rPr>
+      </w:r>
+      <w:r>
+        <w:rPr>
+          <w:sz w:val="24"/>
+          <w:szCs w:val="24"/>
+        </w:rPr>
+      </w:r>
+    </w:p>
+    <w:p>
+      <w:pPr>
+        <w:pStyle w:val="720"/>
+        <w:pBdr/>
+        <w:spacing w:line="240" w:lineRule="auto"/>
+        <w:ind w:left="0"/>
+        <w:jc w:val="both"/>
+        <w:rPr>
+          <w:sz w:val="24"/>
+          <w:szCs w:val="24"/>
+          <w:highlight w:val="none"/>
+        </w:rPr>
+      </w:pPr>
+      <w:r>
+        <w:rPr>
+          <w:sz w:val="24"/>
+          <w:szCs w:val="24"/>
+        </w:rPr>
+        <w:tab/>
+        <w:tab/>
+        <w:tab/>
+        <w:tab/>
+        <w:t xml:space="preserve">     Prefectura del Puerto de Montevideo</w:t>
+      </w:r>
+      <w:r>
+        <w:rPr>
+          <w:sz w:val="24"/>
+          <w:szCs w:val="24"/>
+          <w:highlight w:val="none"/>
+        </w:rPr>
+      </w:r>
+      <w:r>
+        <w:rPr>
+          <w:sz w:val="24"/>
+          <w:szCs w:val="24"/>
+          <w:highlight w:val="none"/>
+        </w:rPr>
+      </w:r>
+      <w:r>
+        <w:rPr>
+          <w:sz w:val="24"/>
+          <w:szCs w:val="24"/>
+        </w:rPr>
+      </w:r>
+      <w:r>
+        <w:rPr>
+          <w:sz w:val="24"/>
+          <w:szCs w:val="24"/>
+        </w:rPr>
+      </w:r>
+      <w:r>
+        <w:rPr>
+          <w:sz w:val="24"/>
+          <w:szCs w:val="24"/>
+          <w:highlight w:val="none"/>
+        </w:rPr>
+      </w:r>
+    </w:p>
+    <w:p>
+      <w:pPr>
+        <w:pBdr/>
+        <w:spacing/>
+        <w:ind/>
+        <w:jc w:val="both"/>
+        <w:rPr>
+          <w:sz w:val="24"/>
+          <w:szCs w:val="24"/>
+        </w:rPr>
+      </w:pPr>
+      <w:r>
+        <w:rPr>
+          <w:sz w:val="24"/>
+          <w:szCs w:val="24"/>
+        </w:rPr>
+      </w:r>
+      <w:r>
+        <w:rPr>
+          <w:sz w:val="24"/>
+          <w:szCs w:val="24"/>
+        </w:rPr>
+      </w:r>
+      <w:r>
+        <w:rPr>
+          <w:sz w:val="24"/>
+          <w:szCs w:val="24"/>
+        </w:rPr>
+      </w:r>
+    </w:p>
+    <w:p>
+      <w:pPr>
+        <w:pBdr/>
+        <w:spacing/>
+        <w:ind/>
+        <w:jc w:val="both"/>
+        <w:rPr>
+          <w:sz w:val="24"/>
+          <w:szCs w:val="24"/>
+        </w:rPr>
+      </w:pPr>
+      <w:r>
+        <w:rPr>
+          <w:sz w:val="24"/>
+          <w:szCs w:val="24"/>
+        </w:rPr>
+      </w:r>
+      <w:r>
+        <w:rPr>
+          <w:sz w:val="24"/>
+          <w:szCs w:val="24"/>
+        </w:rPr>
+      </w:r>
+      <w:r>
+        <w:rPr>
+          <w:sz w:val="24"/>
+          <w:szCs w:val="24"/>
+        </w:rPr>
+      </w:r>
+    </w:p>
+    <w:p>
+      <w:pPr>
+        <w:pBdr/>
+        <w:spacing/>
+        <w:ind/>
+        <w:rPr>
+          <w:sz w:val="24"/>
+          <w:szCs w:val="24"/>
+        </w:rPr>
+      </w:pPr>
+      <w:r>
+        <w:rPr>
+          <w:sz w:val="24"/>
+          <w:szCs w:val="24"/>
+        </w:rPr>
+      </w:r>
+      <w:r>
+        <w:rPr>
+          <w:sz w:val="24"/>
+          <w:szCs w:val="24"/>
+        </w:rPr>
+      </w:r>
+      <w:r>
+        <w:rPr>
+          <w:sz w:val="24"/>
+          <w:szCs w:val="24"/>
+        </w:rPr>
+      </w:r>
+    </w:p>
+    <w:p>
+      <w:pPr>
+        <w:pBdr/>
+        <w:spacing/>
+        <w:ind/>
+        <w:rPr>
+          <w:sz w:val="24"/>
+          <w:szCs w:val="24"/>
+        </w:rPr>
+      </w:pPr>
+      <w:r>
+        <w:rPr>
+          <w:sz w:val="24"/>
+          <w:szCs w:val="24"/>
+        </w:rPr>
+        <w:t xml:space="preserve">Interprete: </w:t>
+      </w:r>
+      <w:r>
+        <w:rPr>
+          <w:sz w:val="24"/>
+          <w:szCs w:val="24"/>
+        </w:rPr>
+      </w:r>
+      <w:r>
+        <w:rPr>
+          <w:sz w:val="24"/>
+          <w:szCs w:val="24"/>
+        </w:rPr>
+      </w:r>
+    </w:p>
+    <w:p>
+      <w:pPr>
+        <w:pBdr/>
+        <w:spacing/>
+        <w:ind w:left="2836"/>
+        <w:rPr>
+          <w:sz w:val="24"/>
+          <w:szCs w:val="24"/>
+        </w:rPr>
+      </w:pPr>
+      <w:r>
+        <w:rPr>
+          <w:sz w:val="24"/>
+          <w:szCs w:val="24"/>
+        </w:rPr>
+        <w:t xml:space="preserve">          </w:t>
+      </w:r>
+      <w:r>
+        <w:rPr>
+          <w:sz w:val="24"/>
+          <w:szCs w:val="24"/>
+        </w:rPr>
+        <w:t xml:space="preserve">Verónica BRITOS</w:t>
       </w:r>
       <w:r>
         <w:rPr>
@@ -2270,271 +2892,6 @@
           <w:sz w:val="24"/>
           <w:szCs w:val="24"/>
         </w:rPr>
-        <w:t xml:space="preserve">MUÑIZ</w:t>
-      </w:r>
-      <w:r>
-        <w:rPr>
-          <w:sz w:val="24"/>
-          <w:szCs w:val="24"/>
-        </w:rPr>
-        <w:t xml:space="preserve"> </w:t>
-      </w:r>
-      <w:r>
-        <w:rPr>
-          <w:sz w:val="24"/>
-          <w:szCs w:val="24"/>
-        </w:rPr>
-      </w:r>
-    </w:p>
-    <w:p>
-      <w:pPr>
-        <w:pBdr/>
-        <w:spacing/>
-        <w:ind/>
-        <w:jc w:val="both"/>
-        <w:rPr>
-          <w:sz w:val="24"/>
-          <w:szCs w:val="24"/>
-        </w:rPr>
-      </w:pPr>
-      <w:r>
-        <w:rPr>
-          <w:sz w:val="24"/>
-          <w:szCs w:val="24"/>
-        </w:rPr>
-        <w:tab/>
-      </w:r>
-      <w:r>
-        <w:rPr>
-          <w:sz w:val="24"/>
-          <w:szCs w:val="24"/>
-        </w:rPr>
-        <w:tab/>
-      </w:r>
-      <w:r>
-        <w:rPr>
-          <w:sz w:val="24"/>
-          <w:szCs w:val="24"/>
-        </w:rPr>
-        <w:tab/>
-      </w:r>
-      <w:r>
-        <w:rPr>
-          <w:sz w:val="24"/>
-          <w:szCs w:val="24"/>
-        </w:rPr>
-        <w:tab/>
-        <w:t xml:space="preserve">     Depto. Despacho de Buques </w:t>
-      </w:r>
-      <w:r>
-        <w:rPr>
-          <w:sz w:val="24"/>
-          <w:szCs w:val="24"/>
-        </w:rPr>
-      </w:r>
-    </w:p>
-    <w:p>
-      <w:pPr>
-        <w:pBdr/>
-        <w:spacing/>
-        <w:ind/>
-        <w:jc w:val="both"/>
-        <w:rPr>
-          <w:sz w:val="24"/>
-          <w:szCs w:val="24"/>
-        </w:rPr>
-      </w:pPr>
-      <w:r>
-        <w:rPr>
-          <w:sz w:val="24"/>
-          <w:szCs w:val="24"/>
-        </w:rPr>
-        <w:tab/>
-      </w:r>
-      <w:r>
-        <w:rPr>
-          <w:sz w:val="24"/>
-          <w:szCs w:val="24"/>
-        </w:rPr>
-        <w:tab/>
-      </w:r>
-      <w:r>
-        <w:rPr>
-          <w:sz w:val="24"/>
-          <w:szCs w:val="24"/>
-        </w:rPr>
-        <w:tab/>
-      </w:r>
-      <w:r>
-        <w:rPr>
-          <w:sz w:val="24"/>
-          <w:szCs w:val="24"/>
-        </w:rPr>
-        <w:t xml:space="preserve">          </w:t>
-      </w:r>
-      <w:r>
-        <w:rPr>
-          <w:sz w:val="24"/>
-          <w:szCs w:val="24"/>
-        </w:rPr>
-        <w:t xml:space="preserve"> Prefectura del Puerto de Montevideo</w:t>
-      </w:r>
-      <w:r>
-        <w:rPr>
-          <w:sz w:val="24"/>
-          <w:szCs w:val="24"/>
-        </w:rPr>
-      </w:r>
-    </w:p>
-    <w:p>
-      <w:pPr>
-        <w:pBdr/>
-        <w:spacing/>
-        <w:ind/>
-        <w:jc w:val="both"/>
-        <w:rPr>
-          <w:sz w:val="24"/>
-          <w:szCs w:val="24"/>
-        </w:rPr>
-      </w:pPr>
-      <w:r>
-        <w:rPr>
-          <w:sz w:val="24"/>
-          <w:szCs w:val="24"/>
-        </w:rPr>
-      </w:r>
-      <w:r>
-        <w:rPr>
-          <w:sz w:val="24"/>
-          <w:szCs w:val="24"/>
-        </w:rPr>
-      </w:r>
-    </w:p>
-    <w:p>
-      <w:pPr>
-        <w:pBdr/>
-        <w:spacing/>
-        <w:ind/>
-        <w:jc w:val="both"/>
-        <w:rPr>
-          <w:sz w:val="24"/>
-          <w:szCs w:val="24"/>
-        </w:rPr>
-      </w:pPr>
-      <w:r>
-        <w:rPr>
-          <w:sz w:val="24"/>
-          <w:szCs w:val="24"/>
-        </w:rPr>
-      </w:r>
-      <w:r>
-        <w:rPr>
-          <w:sz w:val="24"/>
-          <w:szCs w:val="24"/>
-        </w:rPr>
-      </w:r>
-    </w:p>
-    <w:p>
-      <w:pPr>
-        <w:pBdr/>
-        <w:spacing/>
-        <w:ind/>
-        <w:jc w:val="both"/>
-        <w:rPr>
-          <w:sz w:val="24"/>
-          <w:szCs w:val="24"/>
-        </w:rPr>
-      </w:pPr>
-      <w:r>
-        <w:rPr>
-          <w:sz w:val="24"/>
-          <w:szCs w:val="24"/>
-        </w:rPr>
-      </w:r>
-      <w:r>
-        <w:rPr>
-          <w:sz w:val="24"/>
-          <w:szCs w:val="24"/>
-        </w:rPr>
-      </w:r>
-    </w:p>
-    <w:p>
-      <w:pPr>
-        <w:pBdr/>
-        <w:spacing/>
-        <w:ind/>
-        <w:rPr>
-          <w:sz w:val="24"/>
-          <w:szCs w:val="24"/>
-        </w:rPr>
-      </w:pPr>
-      <w:r>
-        <w:rPr>
-          <w:sz w:val="24"/>
-          <w:szCs w:val="24"/>
-        </w:rPr>
-      </w:r>
-      <w:r>
-        <w:rPr>
-          <w:sz w:val="24"/>
-          <w:szCs w:val="24"/>
-        </w:rPr>
-      </w:r>
-    </w:p>
-    <w:p>
-      <w:pPr>
-        <w:pBdr/>
-        <w:spacing/>
-        <w:ind/>
-        <w:rPr>
-          <w:sz w:val="24"/>
-          <w:szCs w:val="24"/>
-        </w:rPr>
-      </w:pPr>
-      <w:r>
-        <w:rPr>
-          <w:sz w:val="24"/>
-          <w:szCs w:val="24"/>
-        </w:rPr>
-        <w:t xml:space="preserve">Interprete: </w:t>
-      </w:r>
-      <w:r>
-        <w:rPr>
-          <w:sz w:val="24"/>
-          <w:szCs w:val="24"/>
-        </w:rPr>
-      </w:r>
-    </w:p>
-    <w:p>
-      <w:pPr>
-        <w:pBdr/>
-        <w:spacing/>
-        <w:ind w:left="2836"/>
-        <w:rPr>
-          <w:sz w:val="24"/>
-          <w:szCs w:val="24"/>
-        </w:rPr>
-      </w:pPr>
-      <w:r>
-        <w:rPr>
-          <w:sz w:val="24"/>
-          <w:szCs w:val="24"/>
-        </w:rPr>
-        <w:t xml:space="preserve">          </w:t>
-      </w:r>
-      <w:r>
-        <w:rPr>
-          <w:sz w:val="24"/>
-          <w:szCs w:val="24"/>
-        </w:rPr>
-        <w:t xml:space="preserve">Verónica BRITOS</w:t>
-      </w:r>
-      <w:r>
-        <w:rPr>
-          <w:sz w:val="24"/>
-          <w:szCs w:val="24"/>
-        </w:rPr>
-        <w:t xml:space="preserve"> </w:t>
       </w:r>
       <w:r>
         <w:rPr>
@@ -2639,7 +2996,7 @@
         <w:spacing/>
         <w:ind w:firstLine="0" w:left="0"/>
       </w:pPr>
-      <w:pStyle w:val="703"/>
+      <w:pStyle w:val="721"/>
       <w:rPr/>
       <w:start w:val="1"/>
       <w:suff w:val="nothing"/>
@@ -2657,7 +3014,7 @@
         <w:spacing/>
         <w:ind w:firstLine="0" w:left="0"/>
       </w:pPr>
-      <w:pStyle w:val="704"/>
+      <w:pStyle w:val="722"/>
       <w:rPr/>
       <w:start w:val="1"/>
       <w:suff w:val="nothing"/>
@@ -2675,7 +3032,7 @@
         <w:spacing/>
         <w:ind w:firstLine="0" w:left="0"/>
       </w:pPr>
-      <w:pStyle w:val="705"/>
+      <w:pStyle w:val="723"/>
       <w:rPr/>
       <w:start w:val="1"/>
       <w:suff w:val="nothing"/>
@@ -2693,7 +3050,7 @@
         <w:spacing/>
         <w:ind w:firstLine="0" w:left="0"/>
       </w:pPr>
-      <w:pStyle w:val="706"/>
+      <w:pStyle w:val="724"/>
       <w:rPr/>
       <w:start w:val="1"/>
       <w:suff w:val="nothing"/>
@@ -2711,7 +3068,7 @@
         <w:spacing/>
         <w:ind w:firstLine="0" w:left="0"/>
       </w:pPr>
-      <w:pStyle w:val="707"/>
+      <w:pStyle w:val="725"/>
       <w:rPr/>
       <w:start w:val="1"/>
       <w:suff w:val="nothing"/>
@@ -2729,7 +3086,7 @@
         <w:spacing/>
         <w:ind w:firstLine="0" w:left="0"/>
       </w:pPr>
-      <w:pStyle w:val="708"/>
+      <w:pStyle w:val="726"/>
       <w:rPr/>
       <w:start w:val="1"/>
       <w:suff w:val="nothing"/>
@@ -2747,7 +3104,7 @@
         <w:spacing/>
         <w:ind w:firstLine="0" w:left="0"/>
       </w:pPr>
-      <w:pStyle w:val="709"/>
+      <w:pStyle w:val="727"/>
       <w:rPr/>
       <w:start w:val="1"/>
       <w:suff w:val="nothing"/>
@@ -2765,7 +3122,7 @@
         <w:spacing/>
         <w:ind w:firstLine="0" w:left="0"/>
       </w:pPr>
-      <w:pStyle w:val="710"/>
+      <w:pStyle w:val="728"/>
       <w:rPr/>
       <w:start w:val="1"/>
       <w:suff w:val="nothing"/>
@@ -2783,7 +3140,7 @@
         <w:spacing/>
         <w:ind w:firstLine="0" w:left="0"/>
       </w:pPr>
-      <w:pStyle w:val="711"/>
+      <w:pStyle w:val="729"/>
       <w:rPr/>
       <w:start w:val="1"/>
       <w:suff w:val="nothing"/>
@@ -2950,10 +3307,10 @@
     <w:lsdException w:name="Bibliography" w:uiPriority="37"/>
     <w:lsdException w:name="TOC Heading" w:uiPriority="39" w:qFormat="1"/>
   </w:latentStyles>
-  <w:style w:type="character" w:styleId="150">
+  <w:style w:type="character" w:styleId="703">
     <w:name w:val="Heading 1 Char"/>
-    <w:basedOn w:val="712"/>
-    <w:link w:val="703"/>
+    <w:basedOn w:val="730"/>
+    <w:link w:val="721"/>
     <w:uiPriority w:val="9"/>
     <w:pPr>
       <w:pBdr/>
@@ -2967,10 +3324,10 @@
       <w:szCs w:val="40"/>
     </w:rPr>
   </w:style>
-  <w:style w:type="character" w:styleId="151">
+  <w:style w:type="character" w:styleId="704">
     <w:name w:val="Heading 2 Char"/>
-    <w:basedOn w:val="712"/>
-    <w:link w:val="704"/>
+    <w:basedOn w:val="730"/>
+    <w:link w:val="722"/>
     <w:uiPriority w:val="9"/>
     <w:pPr>
       <w:pBdr/>
@@ -2984,10 +3341,10 @@
       <w:szCs w:val="32"/>
     </w:rPr>
   </w:style>
-  <w:style w:type="character" w:styleId="152">
+  <w:style w:type="character" w:styleId="705">
     <w:name w:val="Heading 3 Char"/>
-    <w:basedOn w:val="712"/>
-    <w:link w:val="705"/>
+    <w:basedOn w:val="730"/>
+    <w:link w:val="723"/>
     <w:uiPriority w:val="9"/>
     <w:pPr>
       <w:pBdr/>
@@ -3001,10 +3358,10 @@
       <w:szCs w:val="28"/>
     </w:rPr>
   </w:style>
-  <w:style w:type="character" w:styleId="153">
+  <w:style w:type="character" w:styleId="706">
     <w:name w:val="Heading 4 Char"/>
-    <w:basedOn w:val="712"/>
-    <w:link w:val="706"/>
+    <w:basedOn w:val="730"/>
+    <w:link w:val="724"/>
     <w:uiPriority w:val="9"/>
     <w:pPr>
       <w:pBdr/>
@@ -3018,10 +3375,10 @@
       <w:color w:val="0f4761" w:themeColor="accent1" w:themeShade="BF"/>
     </w:rPr>
   </w:style>
-  <w:style w:type="character" w:styleId="154">
+  <w:style w:type="character" w:styleId="707">
     <w:name w:val="Heading 5 Char"/>
-    <w:basedOn w:val="712"/>
-    <w:link w:val="707"/>
+    <w:basedOn w:val="730"/>
+    <w:link w:val="725"/>
     <w:uiPriority w:val="9"/>
     <w:pPr>
       <w:pBdr/>
@@ -3033,10 +3390,10 @@
       <w:color w:val="0f4761" w:themeColor="accent1" w:themeShade="BF"/>
     </w:rPr>
   </w:style>
-  <w:style w:type="character" w:styleId="155">
+  <w:style w:type="character" w:styleId="708">
     <w:name w:val="Heading 6 Char"/>
-    <w:basedOn w:val="712"/>
-    <w:link w:val="708"/>
+    <w:basedOn w:val="730"/>
+    <w:link w:val="726"/>
     <w:uiPriority w:val="9"/>
     <w:pPr>
       <w:pBdr/>
@@ -3050,10 +3407,10 @@
       <w:color w:val="595959" w:themeColor="text1" w:themeTint="A6"/>
     </w:rPr>
   </w:style>
-  <w:style w:type="character" w:styleId="156">
+  <w:style w:type="character" w:styleId="709">
     <w:name w:val="Heading 7 Char"/>
-    <w:basedOn w:val="712"/>
-    <w:link w:val="709"/>
+    <w:basedOn w:val="730"/>
+    <w:link w:val="727"/>
     <w:uiPriority w:val="9"/>
     <w:pPr>
       <w:pBdr/>
@@ -3065,10 +3422,10 @@
       <w:color w:val="595959" w:themeColor="text1" w:themeTint="A6"/>
     </w:rPr>
   </w:style>
-  <w:style w:type="character" w:styleId="157">
+  <w:style w:type="character" w:styleId="710">
     <w:name w:val="Heading 8 Char"/>
-    <w:basedOn w:val="712"/>
-    <w:link w:val="710"/>
+    <w:basedOn w:val="730"/>
+    <w:link w:val="728"/>
     <w:uiPriority w:val="9"/>
     <w:pPr>
       <w:pBdr/>
@@ -3082,10 +3439,10 @@
       <w:color w:val="272727" w:themeColor="text1" w:themeTint="D8"/>
     </w:rPr>
   </w:style>
-  <w:style w:type="character" w:styleId="158">
+  <w:style w:type="character" w:styleId="711">
     <w:name w:val="Heading 9 Char"/>
-    <w:basedOn w:val="712"/>
-    <w:link w:val="711"/>
+    <w:basedOn w:val="730"/>
+    <w:link w:val="729"/>
     <w:uiPriority w:val="9"/>
     <w:pPr>
       <w:pBdr/>
@@ -3099,10 +3456,10 @@
       <w:color w:val="272727" w:themeColor="text1" w:themeTint="D8"/>
     </w:rPr>
   </w:style>
-  <w:style w:type="character" w:styleId="160">
+  <w:style w:type="character" w:styleId="712">
     <w:name w:val="Title Char"/>
-    <w:basedOn w:val="712"/>
-    <w:link w:val="850"/>
+    <w:basedOn w:val="730"/>
+    <w:link w:val="868"/>
     <w:uiPriority w:val="10"/>
     <w:pPr>
       <w:pBdr/>
@@ -3116,10 +3473,10 @@
       <w:szCs w:val="56"/>
     </w:rPr>
   </w:style>
-  <w:style w:type="character" w:styleId="162">
+  <w:style w:type="character" w:styleId="713">
     <w:name w:val="Subtitle Char"/>
-    <w:basedOn w:val="712"/>
-    <w:link w:val="852"/>
+    <w:basedOn w:val="730"/>
+    <w:link w:val="870"/>
     <w:uiPriority w:val="11"/>
     <w:pPr>
       <w:pBdr/>
@@ -3133,10 +3490,10 @@
       <w:szCs w:val="28"/>
     </w:rPr>
   </w:style>
-  <w:style w:type="character" w:styleId="164">
+  <w:style w:type="character" w:styleId="714">
     <w:name w:val="Quote Char"/>
-    <w:basedOn w:val="712"/>
-    <w:link w:val="854"/>
+    <w:basedOn w:val="730"/>
+    <w:link w:val="872"/>
     <w:uiPriority w:val="29"/>
     <w:pPr>
       <w:pBdr/>
@@ -3149,10 +3506,10 @@
       <w:color w:val="404040" w:themeColor="text1" w:themeTint="BF"/>
     </w:rPr>
   </w:style>
-  <w:style w:type="character" w:styleId="168">
+  <w:style w:type="character" w:styleId="715">
     <w:name w:val="Intense Quote Char"/>
-    <w:basedOn w:val="712"/>
-    <w:link w:val="858"/>
+    <w:basedOn w:val="730"/>
+    <w:link w:val="876"/>
     <w:uiPriority w:val="30"/>
     <w:pPr>
       <w:pBdr/>
@@ -3165,10 +3522,10 @@
       <w:color w:val="0f4761" w:themeColor="accent1" w:themeShade="BF"/>
     </w:rPr>
   </w:style>
-  <w:style w:type="character" w:styleId="177">
+  <w:style w:type="character" w:styleId="716">
     <w:name w:val="Header Char"/>
-    <w:basedOn w:val="712"/>
-    <w:link w:val="903"/>
+    <w:basedOn w:val="730"/>
+    <w:link w:val="921"/>
     <w:uiPriority w:val="99"/>
     <w:pPr>
       <w:pBdr/>
@@ -3176,10 +3533,10 @@
       <w:ind/>
     </w:pPr>
   </w:style>
-  <w:style w:type="character" w:styleId="179">
+  <w:style w:type="character" w:styleId="717">
     <w:name w:val="Footer Char"/>
-    <w:basedOn w:val="712"/>
-    <w:link w:val="904"/>
+    <w:basedOn w:val="730"/>
+    <w:link w:val="922"/>
     <w:uiPriority w:val="99"/>
     <w:pPr>
       <w:pBdr/>
@@ -3187,10 +3544,10 @@
       <w:ind/>
     </w:pPr>
   </w:style>
-  <w:style w:type="character" w:styleId="182">
+  <w:style w:type="character" w:styleId="718">
     <w:name w:val="Footnote Text Char"/>
-    <w:basedOn w:val="712"/>
-    <w:link w:val="869"/>
+    <w:basedOn w:val="730"/>
+    <w:link w:val="887"/>
     <w:uiPriority w:val="99"/>
     <w:semiHidden/>
     <w:pPr>
@@ -3203,10 +3560,10 @@
       <w:szCs w:val="20"/>
     </w:rPr>
   </w:style>
-  <w:style w:type="character" w:styleId="185">
+  <w:style w:type="character" w:styleId="719">
     <w:name w:val="Endnote Text Char"/>
-    <w:basedOn w:val="712"/>
-    <w:link w:val="872"/>
+    <w:basedOn w:val="730"/>
+    <w:link w:val="890"/>
     <w:uiPriority w:val="99"/>
     <w:semiHidden/>
     <w:pPr>
@@ -3219,7 +3576,7 @@
       <w:szCs w:val="20"/>
     </w:rPr>
   </w:style>
-  <w:style w:type="paragraph" w:styleId="702" w:default="1">
+  <w:style w:type="paragraph" w:styleId="720" w:default="1">
     <w:name w:val="Normal"/>
     <w:pPr>
       <w:pBdr/>
@@ -3230,11 +3587,11 @@
       <w:lang w:val="es-ES"/>
     </w:rPr>
   </w:style>
-  <w:style w:type="paragraph" w:styleId="703">
+  <w:style w:type="paragraph" w:styleId="721">
     <w:name w:val="Heading 1"/>
-    <w:basedOn w:val="702"/>
-    <w:next w:val="702"/>
-    <w:link w:val="841"/>
+    <w:basedOn w:val="720"/>
+    <w:next w:val="720"/>
+    <w:link w:val="859"/>
     <w:pPr>
       <w:keepNext w:val="true"/>
       <w:numPr>
@@ -3250,11 +3607,11 @@
       <w:lang w:val="es-MX"/>
     </w:rPr>
   </w:style>
-  <w:style w:type="paragraph" w:styleId="704">
+  <w:style w:type="paragraph" w:styleId="722">
     <w:name w:val="Heading 2"/>
-    <w:basedOn w:val="702"/>
-    <w:next w:val="702"/>
-    <w:link w:val="842"/>
+    <w:basedOn w:val="720"/>
+    <w:next w:val="720"/>
+    <w:link w:val="860"/>
     <w:pPr>
       <w:keepNext w:val="true"/>
       <w:numPr>
@@ -3271,11 +3628,11 @@
       <w:lang w:val="es-MX"/>
     </w:rPr>
   </w:style>
-  <w:style w:type="paragraph" w:styleId="705">
+  <w:style w:type="paragraph" w:styleId="723">
     <w:name w:val="Heading 3"/>
-    <w:basedOn w:val="702"/>
-    <w:next w:val="702"/>
-    <w:link w:val="843"/>
+    <w:basedOn w:val="720"/>
+    <w:next w:val="720"/>
+    <w:link w:val="861"/>
     <w:pPr>
       <w:keepNext w:val="true"/>
       <w:numPr>
@@ -3293,11 +3650,11 @@
       <w:lang w:val="es-MX"/>
     </w:rPr>
   </w:style>
-  <w:style w:type="paragraph" w:styleId="706">
+  <w:style w:type="paragraph" w:styleId="724">
     <w:name w:val="Heading 4"/>
-    <w:basedOn w:val="702"/>
-    <w:next w:val="702"/>
-    <w:link w:val="844"/>
+    <w:basedOn w:val="720"/>
+    <w:next w:val="720"/>
+    <w:link w:val="862"/>
     <w:pPr>
       <w:keepNext w:val="true"/>
       <w:numPr>
@@ -3319,11 +3676,11 @@
       <w:lang w:val="es-MX"/>
     </w:rPr>
   </w:style>
-  <w:style w:type="paragraph" w:styleId="707">
+  <w:style w:type="paragraph" w:styleId="725">
     <w:name w:val="Heading 5"/>
-    <w:basedOn w:val="702"/>
-    <w:next w:val="702"/>
-    <w:link w:val="845"/>
+    <w:basedOn w:val="720"/>
+    <w:next w:val="720"/>
+    <w:link w:val="863"/>
     <w:pPr>
       <w:keepNext w:val="true"/>
       <w:numPr>
@@ -3341,11 +3698,11 @@
       <w:sz w:val="24"/>
     </w:rPr>
   </w:style>
-  <w:style w:type="paragraph" w:styleId="708">
+  <w:style w:type="paragraph" w:styleId="726">
     <w:name w:val="Heading 6"/>
-    <w:basedOn w:val="702"/>
-    <w:next w:val="702"/>
-    <w:link w:val="846"/>
+    <w:basedOn w:val="720"/>
+    <w:next w:val="720"/>
+    <w:link w:val="864"/>
     <w:pPr>
       <w:keepNext w:val="true"/>
       <w:numPr>
@@ -3362,11 +3719,11 @@
       <w:sz w:val="24"/>
     </w:rPr>
   </w:style>
-  <w:style w:type="paragraph" w:styleId="709">
+  <w:style w:type="paragraph" w:styleId="727">
     <w:name w:val="Heading 7"/>
-    <w:basedOn w:val="702"/>
-    <w:next w:val="702"/>
-    <w:link w:val="847"/>
+    <w:basedOn w:val="720"/>
+    <w:next w:val="720"/>
+    <w:link w:val="865"/>
     <w:pPr>
       <w:keepNext w:val="true"/>
       <w:numPr>
@@ -3383,11 +3740,11 @@
       <w:sz w:val="22"/>
     </w:rPr>
   </w:style>
-  <w:style w:type="paragraph" w:styleId="710">
+  <w:style w:type="paragraph" w:styleId="728">
     <w:name w:val="Heading 8"/>
-    <w:basedOn w:val="702"/>
-    <w:next w:val="702"/>
-    <w:link w:val="848"/>
+    <w:basedOn w:val="720"/>
+    <w:next w:val="720"/>
+    <w:link w:val="866"/>
     <w:pPr>
       <w:keepNext w:val="true"/>
       <w:numPr>
@@ -3407,11 +3764,11 @@
       <w:lang w:val="es-MX"/>
     </w:rPr>
   </w:style>
-  <w:style w:type="paragraph" w:styleId="711">
+  <w:style w:type="paragraph" w:styleId="729">
     <w:name w:val="Heading 9"/>
-    <w:basedOn w:val="702"/>
-    <w:next w:val="702"/>
-    <w:link w:val="849"/>
+    <w:basedOn w:val="720"/>
+    <w:next w:val="720"/>
+    <w:link w:val="867"/>
     <w:pPr>
       <w:keepNext w:val="true"/>
       <w:numPr>
@@ -3430,7 +3787,7 @@
       <w:sz w:val="24"/>
     </w:rPr>
   </w:style>
-  <w:style w:type="character" w:styleId="712" w:default="1">
+  <w:style w:type="character" w:styleId="730" w:default="1">
     <w:name w:val="Default Paragraph Font"/>
     <w:uiPriority w:val="1"/>
     <w:semiHidden/>
@@ -3441,7 +3798,7 @@
       <w:ind/>
     </w:pPr>
   </w:style>
-  <w:style w:type="table" w:styleId="713" w:default="1">
+  <w:style w:type="table" w:styleId="731" w:default="1">
     <w:name w:val="Normal Table"/>
     <w:uiPriority w:val="99"/>
     <w:semiHidden/>
@@ -3634,7 +3991,7 @@
       </w:tcPr>
     </w:tblStylePr>
   </w:style>
-  <w:style w:type="numbering" w:styleId="714" w:default="1">
+  <w:style w:type="numbering" w:styleId="732" w:default="1">
     <w:name w:val="No List"/>
     <w:uiPriority w:val="99"/>
     <w:semiHidden/>
@@ -3645,9 +4002,9 @@
       <w:ind/>
     </w:pPr>
   </w:style>
-  <w:style w:type="table" w:styleId="715">
+  <w:style w:type="table" w:styleId="733">
     <w:name w:val="Table Grid"/>
-    <w:basedOn w:val="713"/>
+    <w:basedOn w:val="731"/>
     <w:uiPriority w:val="59"/>
     <w:pPr>
       <w:pBdr/>
@@ -3837,9 +4194,9 @@
       </w:tcPr>
     </w:tblStylePr>
   </w:style>
-  <w:style w:type="table" w:styleId="716" w:customStyle="1">
+  <w:style w:type="table" w:styleId="734" w:customStyle="1">
     <w:name w:val="Table Grid Light"/>
-    <w:basedOn w:val="713"/>
+    <w:basedOn w:val="731"/>
     <w:uiPriority w:val="59"/>
     <w:pPr>
       <w:pBdr/>
@@ -4029,9 +4386,9 @@
       </w:tcPr>
     </w:tblStylePr>
   </w:style>
-  <w:style w:type="table" w:styleId="717">
+  <w:style w:type="table" w:styleId="735">
     <w:name w:val="Plain Table 1"/>
-    <w:basedOn w:val="713"/>
+    <w:basedOn w:val="731"/>
     <w:uiPriority w:val="59"/>
     <w:pPr>
       <w:pBdr/>
@@ -4247,9 +4604,9 @@
       </w:tcPr>
     </w:tblStylePr>
   </w:style>
-  <w:style w:type="table" w:styleId="718">
+  <w:style w:type="table" w:styleId="736">
     <w:name w:val="Plain Table 2"/>
-    <w:basedOn w:val="713"/>
+    <w:basedOn w:val="731"/>
     <w:uiPriority w:val="59"/>
     <w:pPr>
       <w:pBdr/>
@@ -4473,9 +4830,9 @@
       </w:tcPr>
     </w:tblStylePr>
   </w:style>
-  <w:style w:type="table" w:styleId="719">
+  <w:style w:type="table" w:styleId="737">
     <w:name w:val="Plain Table 3"/>
-    <w:basedOn w:val="713"/>
+    <w:basedOn w:val="731"/>
     <w:uiPriority w:val="99"/>
     <w:pPr>
       <w:pBdr/>
@@ -4702,9 +5059,9 @@
       </w:tcPr>
     </w:tblStylePr>
   </w:style>
-  <w:style w:type="table" w:styleId="720">
+  <w:style w:type="table" w:styleId="738">
     <w:name w:val="Plain Table 4"/>
-    <w:basedOn w:val="713"/>
+    <w:basedOn w:val="731"/>
     <w:uiPriority w:val="99"/>
     <w:pPr>
       <w:pBdr/>
@@ -4917,9 +5274,9 @@
       </w:tcPr>
     </w:tblStylePr>
   </w:style>
-  <w:style w:type="table" w:styleId="721">
+  <w:style w:type="table" w:styleId="739">
     <w:name w:val="Plain Table 5"/>
-    <w:basedOn w:val="713"/>
+    <w:basedOn w:val="731"/>
     <w:uiPriority w:val="99"/>
     <w:pPr>
       <w:pBdr/>
@@ -5149,9 +5506,9 @@
       </w:tcPr>
     </w:tblStylePr>
   </w:style>
-  <w:style w:type="table" w:styleId="722">
+  <w:style w:type="table" w:styleId="740">
     <w:name w:val="Grid Table 1 Light"/>
-    <w:basedOn w:val="713"/>
+    <w:basedOn w:val="731"/>
     <w:uiPriority w:val="99"/>
     <w:pPr>
       <w:pBdr/>
@@ -5371,9 +5728,9 @@
       </w:tcPr>
     </w:tblStylePr>
   </w:style>
-  <w:style w:type="table" w:styleId="723" w:customStyle="1">
+  <w:style w:type="table" w:styleId="741" w:customStyle="1">
     <w:name w:val="Grid Table 1 Light - Accent 1"/>
-    <w:basedOn w:val="713"/>
+    <w:basedOn w:val="731"/>
     <w:uiPriority w:val="99"/>
     <w:pPr>
       <w:pBdr/>
@@ -5593,9 +5950,9 @@
       </w:tcPr>
     </w:tblStylePr>
   </w:style>
-  <w:style w:type="table" w:styleId="724" w:customStyle="1">
+  <w:style w:type="table" w:styleId="742" w:customStyle="1">
     <w:name w:val="Grid Table 1 Light - Accent 2"/>
-    <w:basedOn w:val="713"/>
+    <w:basedOn w:val="731"/>
     <w:uiPriority w:val="99"/>
     <w:pPr>
       <w:pBdr/>
@@ -5815,9 +6172,9 @@
       </w:tcPr>
     </w:tblStylePr>
   </w:style>
-  <w:style w:type="table" w:styleId="725" w:customStyle="1">
+  <w:style w:type="table" w:styleId="743" w:customStyle="1">
     <w:name w:val="Grid Table 1 Light - Accent 3"/>
-    <w:basedOn w:val="713"/>
+    <w:basedOn w:val="731"/>
     <w:uiPriority w:val="99"/>
     <w:pPr>
       <w:pBdr/>
@@ -6037,9 +6394,9 @@
       </w:tcPr>
     </w:tblStylePr>
   </w:style>
-  <w:style w:type="table" w:styleId="726" w:customStyle="1">
+  <w:style w:type="table" w:styleId="744" w:customStyle="1">
     <w:name w:val="Grid Table 1 Light - Accent 4"/>
-    <w:basedOn w:val="713"/>
+    <w:basedOn w:val="731"/>
     <w:uiPriority w:val="99"/>
     <w:pPr>
       <w:pBdr/>
@@ -6259,9 +6616,9 @@
       </w:tcPr>
     </w:tblStylePr>
   </w:style>
-  <w:style w:type="table" w:styleId="727" w:customStyle="1">
+  <w:style w:type="table" w:styleId="745" w:customStyle="1">
     <w:name w:val="Grid Table 1 Light - Accent 5"/>
-    <w:basedOn w:val="713"/>
+    <w:basedOn w:val="731"/>
     <w:uiPriority w:val="99"/>
     <w:pPr>
       <w:pBdr/>
@@ -6481,9 +6838,9 @@
       </w:tcPr>
     </w:tblStylePr>
   </w:style>
-  <w:style w:type="table" w:styleId="728" w:customStyle="1">
+  <w:style w:type="table" w:styleId="746" w:customStyle="1">
     <w:name w:val="Grid Table 1 Light - Accent 6"/>
-    <w:basedOn w:val="713"/>
+    <w:basedOn w:val="731"/>
     <w:uiPriority w:val="99"/>
     <w:pPr>
       <w:pBdr/>
@@ -6703,9 +7060,9 @@
       </w:tcPr>
     </w:tblStylePr>
   </w:style>
-  <w:style w:type="table" w:styleId="729">
+  <w:style w:type="table" w:styleId="747">
     <w:name w:val="Grid Table 2"/>
-    <w:basedOn w:val="713"/>
+    <w:basedOn w:val="731"/>
     <w:uiPriority w:val="99"/>
     <w:pPr>
       <w:pBdr/>
@@ -6934,9 +7291,9 @@
       </w:tcPr>
     </w:tblStylePr>
   </w:style>
-  <w:style w:type="table" w:styleId="730" w:customStyle="1">
+  <w:style w:type="table" w:styleId="748" w:customStyle="1">
     <w:name w:val="Grid Table 2 - Accent 1"/>
-    <w:basedOn w:val="713"/>
+    <w:basedOn w:val="731"/>
     <w:uiPriority w:val="99"/>
     <w:pPr>
       <w:pBdr/>
@@ -7165,9 +7522,9 @@
       </w:tcPr>
     </w:tblStylePr>
   </w:style>
-  <w:style w:type="table" w:styleId="731" w:customStyle="1">
+  <w:style w:type="table" w:styleId="749" w:customStyle="1">
     <w:name w:val="Grid Table 2 - Accent 2"/>
-    <w:basedOn w:val="713"/>
+    <w:basedOn w:val="731"/>
     <w:uiPriority w:val="99"/>
     <w:pPr>
       <w:pBdr/>
@@ -7396,9 +7753,9 @@
       </w:tcPr>
     </w:tblStylePr>
   </w:style>
-  <w:style w:type="table" w:styleId="732" w:customStyle="1">
+  <w:style w:type="table" w:styleId="750" w:customStyle="1">
     <w:name w:val="Grid Table 2 - Accent 3"/>
-    <w:basedOn w:val="713"/>
+    <w:basedOn w:val="731"/>
     <w:uiPriority w:val="99"/>
     <w:pPr>
       <w:pBdr/>
@@ -7627,9 +7984,9 @@
       </w:tcPr>
     </w:tblStylePr>
   </w:style>
-  <w:style w:type="table" w:styleId="733" w:customStyle="1">
+  <w:style w:type="table" w:styleId="751" w:customStyle="1">
     <w:name w:val="Grid Table 2 - Accent 4"/>
-    <w:basedOn w:val="713"/>
+    <w:basedOn w:val="731"/>
     <w:uiPriority w:val="99"/>
     <w:pPr>
       <w:pBdr/>
@@ -7858,9 +8215,9 @@
       </w:tcPr>
     </w:tblStylePr>
   </w:style>
-  <w:style w:type="table" w:styleId="734" w:customStyle="1">
+  <w:style w:type="table" w:styleId="752" w:customStyle="1">
     <w:name w:val="Grid Table 2 - Accent 5"/>
-    <w:basedOn w:val="713"/>
+    <w:basedOn w:val="731"/>
     <w:uiPriority w:val="99"/>
     <w:pPr>
       <w:pBdr/>
@@ -8089,9 +8446,9 @@
       </w:tcPr>
     </w:tblStylePr>
   </w:style>
-  <w:style w:type="table" w:styleId="735" w:customStyle="1">
+  <w:style w:type="table" w:styleId="753" w:customStyle="1">
     <w:name w:val="Grid Table 2 - Accent 6"/>
-    <w:basedOn w:val="713"/>
+    <w:basedOn w:val="731"/>
     <w:uiPriority w:val="99"/>
     <w:pPr>
       <w:pBdr/>
@@ -8320,9 +8677,9 @@
       </w:tcPr>
     </w:tblStylePr>
   </w:style>
-  <w:style w:type="table" w:styleId="736">
+  <w:style w:type="table" w:styleId="754">
     <w:name w:val="Grid Table 3"/>
-    <w:basedOn w:val="713"/>
+    <w:basedOn w:val="731"/>
     <w:uiPriority w:val="99"/>
     <w:pPr>
       <w:pBdr/>
@@ -8564,9 +8921,9 @@
       </w:tcPr>
     </w:tblStylePr>
   </w:style>
-  <w:style w:type="table" w:styleId="737" w:customStyle="1">
+  <w:style w:type="table" w:styleId="755" w:customStyle="1">
     <w:name w:val="Grid Table 3 - Accent 1"/>
-    <w:basedOn w:val="713"/>
+    <w:basedOn w:val="731"/>
     <w:uiPriority w:val="99"/>
     <w:pPr>
       <w:pBdr/>
@@ -8808,9 +9165,9 @@
       </w:tcPr>
     </w:tblStylePr>
   </w:style>
-  <w:style w:type="table" w:styleId="738" w:customStyle="1">
+  <w:style w:type="table" w:styleId="756" w:customStyle="1">
     <w:name w:val="Grid Table 3 - Accent 2"/>
-    <w:basedOn w:val="713"/>
+    <w:basedOn w:val="731"/>
     <w:uiPriority w:val="99"/>
     <w:pPr>
       <w:pBdr/>
@@ -9052,9 +9409,9 @@
       </w:tcPr>
     </w:tblStylePr>
   </w:style>
-  <w:style w:type="table" w:styleId="739" w:customStyle="1">
+  <w:style w:type="table" w:styleId="757" w:customStyle="1">
     <w:name w:val="Grid Table 3 - Accent 3"/>
-    <w:basedOn w:val="713"/>
+    <w:basedOn w:val="731"/>
     <w:uiPriority w:val="99"/>
     <w:pPr>
       <w:pBdr/>
@@ -9296,9 +9653,9 @@
       </w:tcPr>
     </w:tblStylePr>
   </w:style>
-  <w:style w:type="table" w:styleId="740" w:customStyle="1">
+  <w:style w:type="table" w:styleId="758" w:customStyle="1">
     <w:name w:val="Grid Table 3 - Accent 4"/>
-    <w:basedOn w:val="713"/>
+    <w:basedOn w:val="731"/>
     <w:uiPriority w:val="99"/>
     <w:pPr>
       <w:pBdr/>
@@ -9540,9 +9897,9 @@
       </w:tcPr>
     </w:tblStylePr>
   </w:style>
-  <w:style w:type="table" w:styleId="741" w:customStyle="1">
+  <w:style w:type="table" w:styleId="759" w:customStyle="1">
     <w:name w:val="Grid Table 3 - Accent 5"/>
-    <w:basedOn w:val="713"/>
+    <w:basedOn w:val="731"/>
     <w:uiPriority w:val="99"/>
     <w:pPr>
       <w:pBdr/>
@@ -9784,9 +10141,9 @@
       </w:tcPr>
     </w:tblStylePr>
   </w:style>
-  <w:style w:type="table" w:styleId="742" w:customStyle="1">
+  <w:style w:type="table" w:styleId="760" w:customStyle="1">
     <w:name w:val="Grid Table 3 - Accent 6"/>
-    <w:basedOn w:val="713"/>
+    <w:basedOn w:val="731"/>
     <w:uiPriority w:val="99"/>
     <w:pPr>
       <w:pBdr/>
@@ -10028,9 +10385,9 @@
       </w:tcPr>
     </w:tblStylePr>
   </w:style>
-  <w:style w:type="table" w:styleId="743">
+  <w:style w:type="table" w:styleId="761">
     <w:name w:val="Grid Table 4"/>
-    <w:basedOn w:val="713"/>
+    <w:basedOn w:val="731"/>
     <w:uiPriority w:val="59"/>
     <w:pPr>
       <w:pBdr/>
@@ -10260,9 +10617,9 @@
       </w:tcPr>
     </w:tblStylePr>
   </w:style>
-  <w:style w:type="table" w:styleId="744" w:customStyle="1">
+  <w:style w:type="table" w:styleId="762" w:customStyle="1">
     <w:name w:val="Grid Table 4 - Accent 1"/>
-    <w:basedOn w:val="713"/>
+    <w:basedOn w:val="731"/>
     <w:uiPriority w:val="59"/>
     <w:pPr>
       <w:pBdr/>
@@ -10492,9 +10849,9 @@
       </w:tcPr>
     </w:tblStylePr>
   </w:style>
-  <w:style w:type="table" w:styleId="745" w:customStyle="1">
+  <w:style w:type="table" w:styleId="763" w:customStyle="1">
     <w:name w:val="Grid Table 4 - Accent 2"/>
-    <w:basedOn w:val="713"/>
+    <w:basedOn w:val="731"/>
     <w:uiPriority w:val="59"/>
     <w:pPr>
       <w:pBdr/>
@@ -10724,9 +11081,9 @@
       </w:tcPr>
     </w:tblStylePr>
   </w:style>
-  <w:style w:type="table" w:styleId="746" w:customStyle="1">
+  <w:style w:type="table" w:styleId="764" w:customStyle="1">
     <w:name w:val="Grid Table 4 - Accent 3"/>
-    <w:basedOn w:val="713"/>
+    <w:basedOn w:val="731"/>
     <w:uiPriority w:val="59"/>
     <w:pPr>
       <w:pBdr/>
@@ -10956,9 +11313,9 @@
       </w:tcPr>
     </w:tblStylePr>
   </w:style>
-  <w:style w:type="table" w:styleId="747" w:customStyle="1">
+  <w:style w:type="table" w:styleId="765" w:customStyle="1">
     <w:name w:val="Grid Table 4 - Accent 4"/>
-    <w:basedOn w:val="713"/>
+    <w:basedOn w:val="731"/>
     <w:uiPriority w:val="59"/>
     <w:pPr>
       <w:pBdr/>
@@ -11188,9 +11545,9 @@
       </w:tcPr>
     </w:tblStylePr>
   </w:style>
-  <w:style w:type="table" w:styleId="748" w:customStyle="1">
+  <w:style w:type="table" w:styleId="766" w:customStyle="1">
     <w:name w:val="Grid Table 4 - Accent 5"/>
-    <w:basedOn w:val="713"/>
+    <w:basedOn w:val="731"/>
     <w:uiPriority w:val="59"/>
     <w:pPr>
       <w:pBdr/>
@@ -11420,9 +11777,9 @@
       </w:tcPr>
     </w:tblStylePr>
   </w:style>
-  <w:style w:type="table" w:styleId="749" w:customStyle="1">
+  <w:style w:type="table" w:styleId="767" w:customStyle="1">
     <w:name w:val="Grid Table 4 - Accent 6"/>
-    <w:basedOn w:val="713"/>
+    <w:basedOn w:val="731"/>
     <w:uiPriority w:val="59"/>
     <w:pPr>
       <w:pBdr/>
@@ -11652,9 +12009,9 @@
       </w:tcPr>
     </w:tblStylePr>
   </w:style>
-  <w:style w:type="table" w:styleId="750">
+  <w:style w:type="table" w:styleId="768">
     <w:name w:val="Grid Table 5 Dark"/>
-    <w:basedOn w:val="713"/>
+    <w:basedOn w:val="731"/>
     <w:uiPriority w:val="99"/>
     <w:pPr>
       <w:pBdr/>
@@ -11879,9 +12236,9 @@
       </w:tcPr>
     </w:tblStylePr>
   </w:style>
-  <w:style w:type="table" w:styleId="751" w:customStyle="1">
+  <w:style w:type="table" w:styleId="769" w:customStyle="1">
     <w:name w:val="Grid Table 5 Dark- Accent 1"/>
-    <w:basedOn w:val="713"/>
+    <w:basedOn w:val="731"/>
     <w:uiPriority w:val="99"/>
     <w:pPr>
       <w:pBdr/>
@@ -12106,9 +12463,9 @@
       </w:tcPr>
     </w:tblStylePr>
   </w:style>
-  <w:style w:type="table" w:styleId="752" w:customStyle="1">
+  <w:style w:type="table" w:styleId="770" w:customStyle="1">
     <w:name w:val="Grid Table 5 Dark - Accent 2"/>
-    <w:basedOn w:val="713"/>
+    <w:basedOn w:val="731"/>
     <w:uiPriority w:val="99"/>
     <w:pPr>
       <w:pBdr/>
@@ -12333,9 +12690,9 @@
       </w:tcPr>
     </w:tblStylePr>
   </w:style>
-  <w:style w:type="table" w:styleId="753" w:customStyle="1">
+  <w:style w:type="table" w:styleId="771" w:customStyle="1">
     <w:name w:val="Grid Table 5 Dark - Accent 3"/>
-    <w:basedOn w:val="713"/>
+    <w:basedOn w:val="731"/>
     <w:uiPriority w:val="99"/>
     <w:pPr>
       <w:pBdr/>
@@ -12560,9 +12917,9 @@
       </w:tcPr>
     </w:tblStylePr>
   </w:style>
-  <w:style w:type="table" w:styleId="754" w:customStyle="1">
+  <w:style w:type="table" w:styleId="772" w:customStyle="1">
     <w:name w:val="Grid Table 5 Dark- Accent 4"/>
-    <w:basedOn w:val="713"/>
+    <w:basedOn w:val="731"/>
     <w:uiPriority w:val="99"/>
     <w:pPr>
       <w:pBdr/>
@@ -12787,9 +13144,9 @@
       </w:tcPr>
     </w:tblStylePr>
   </w:style>
-  <w:style w:type="table" w:styleId="755" w:customStyle="1">
+  <w:style w:type="table" w:styleId="773" w:customStyle="1">
     <w:name w:val="Grid Table 5 Dark - Accent 5"/>
-    <w:basedOn w:val="713"/>
+    <w:basedOn w:val="731"/>
     <w:uiPriority w:val="99"/>
     <w:pPr>
       <w:pBdr/>
@@ -13014,9 +13371,9 @@
       </w:tcPr>
     </w:tblStylePr>
   </w:style>
-  <w:style w:type="table" w:styleId="756" w:customStyle="1">
+  <w:style w:type="table" w:styleId="774" w:customStyle="1">
     <w:name w:val="Grid Table 5 Dark - Accent 6"/>
-    <w:basedOn w:val="713"/>
+    <w:basedOn w:val="731"/>
     <w:uiPriority w:val="99"/>
     <w:pPr>
       <w:pBdr/>
@@ -13241,9 +13598,9 @@
       </w:tcPr>
     </w:tblStylePr>
   </w:style>
-  <w:style w:type="table" w:styleId="757">
+  <w:style w:type="table" w:styleId="775">
     <w:name w:val="Grid Table 6 Colorful"/>
-    <w:basedOn w:val="713"/>
+    <w:basedOn w:val="731"/>
     <w:uiPriority w:val="99"/>
     <w:pPr>
       <w:pBdr/>
@@ -13465,9 +13822,9 @@
       </w:tcPr>
     </w:tblStylePr>
   </w:style>
-  <w:style w:type="table" w:styleId="758" w:customStyle="1">
+  <w:style w:type="table" w:styleId="776" w:customStyle="1">
     <w:name w:val="Grid Table 6 Colorful - Accent 1"/>
-    <w:basedOn w:val="713"/>
+    <w:basedOn w:val="731"/>
     <w:uiPriority w:val="99"/>
     <w:pPr>
       <w:pBdr/>
@@ -13689,9 +14046,9 @@
       </w:tcPr>
     </w:tblStylePr>
   </w:style>
-  <w:style w:type="table" w:styleId="759" w:customStyle="1">
+  <w:style w:type="table" w:styleId="777" w:customStyle="1">
     <w:name w:val="Grid Table 6 Colorful - Accent 2"/>
-    <w:basedOn w:val="713"/>
+    <w:basedOn w:val="731"/>
     <w:uiPriority w:val="99"/>
     <w:pPr>
       <w:pBdr/>
@@ -13913,9 +14270,9 @@
       </w:tcPr>
     </w:tblStylePr>
   </w:style>
-  <w:style w:type="table" w:styleId="760" w:customStyle="1">
+  <w:style w:type="table" w:styleId="778" w:customStyle="1">
     <w:name w:val="Grid Table 6 Colorful - Accent 3"/>
-    <w:basedOn w:val="713"/>
+    <w:basedOn w:val="731"/>
     <w:uiPriority w:val="99"/>
     <w:pPr>
       <w:pBdr/>
@@ -14137,9 +14494,9 @@
       </w:tcPr>
     </w:tblStylePr>
   </w:style>
-  <w:style w:type="table" w:styleId="761" w:customStyle="1">
+  <w:style w:type="table" w:styleId="779" w:customStyle="1">
     <w:name w:val="Grid Table 6 Colorful - Accent 4"/>
-    <w:basedOn w:val="713"/>
+    <w:basedOn w:val="731"/>
     <w:uiPriority w:val="99"/>
     <w:pPr>
       <w:pBdr/>
@@ -14361,9 +14718,9 @@
       </w:tcPr>
     </w:tblStylePr>
   </w:style>
-  <w:style w:type="table" w:styleId="762" w:customStyle="1">
+  <w:style w:type="table" w:styleId="780" w:customStyle="1">
     <w:name w:val="Grid Table 6 Colorful - Accent 5"/>
-    <w:basedOn w:val="713"/>
+    <w:basedOn w:val="731"/>
     <w:uiPriority w:val="99"/>
     <w:pPr>
       <w:pBdr/>
@@ -14585,9 +14942,9 @@
       </w:tcPr>
     </w:tblStylePr>
   </w:style>
-  <w:style w:type="table" w:styleId="763" w:customStyle="1">
+  <w:style w:type="table" w:styleId="781" w:customStyle="1">
     <w:name w:val="Grid Table 6 Colorful - Accent 6"/>
-    <w:basedOn w:val="713"/>
+    <w:basedOn w:val="731"/>
     <w:uiPriority w:val="99"/>
     <w:pPr>
       <w:pBdr/>
@@ -14809,9 +15166,9 @@
       </w:tcPr>
     </w:tblStylePr>
   </w:style>
-  <w:style w:type="table" w:styleId="764">
+  <w:style w:type="table" w:styleId="782">
     <w:name w:val="Grid Table 7 Colorful"/>
-    <w:basedOn w:val="713"/>
+    <w:basedOn w:val="731"/>
     <w:uiPriority w:val="99"/>
     <w:pPr>
       <w:pBdr/>
@@ -15062,9 +15419,9 @@
       </w:tcPr>
     </w:tblStylePr>
   </w:style>
-  <w:style w:type="table" w:styleId="765" w:customStyle="1">
+  <w:style w:type="table" w:styleId="783" w:customStyle="1">
     <w:name w:val="Grid Table 7 Colorful - Accent 1"/>
-    <w:basedOn w:val="713"/>
+    <w:basedOn w:val="731"/>
     <w:uiPriority w:val="99"/>
     <w:pPr>
       <w:pBdr/>
@@ -15315,9 +15672,9 @@
       </w:tcPr>
     </w:tblStylePr>
   </w:style>
-  <w:style w:type="table" w:styleId="766" w:customStyle="1">
+  <w:style w:type="table" w:styleId="784" w:customStyle="1">
     <w:name w:val="Grid Table 7 Colorful - Accent 2"/>
-    <w:basedOn w:val="713"/>
+    <w:basedOn w:val="731"/>
     <w:uiPriority w:val="99"/>
     <w:pPr>
       <w:pBdr/>
@@ -15568,9 +15925,9 @@
       </w:tcPr>
     </w:tblStylePr>
   </w:style>
-  <w:style w:type="table" w:styleId="767" w:customStyle="1">
+  <w:style w:type="table" w:styleId="785" w:customStyle="1">
     <w:name w:val="Grid Table 7 Colorful - Accent 3"/>
-    <w:basedOn w:val="713"/>
+    <w:basedOn w:val="731"/>
     <w:uiPriority w:val="99"/>
     <w:pPr>
       <w:pBdr/>
@@ -15821,9 +16178,9 @@
       </w:tcPr>
     </w:tblStylePr>
   </w:style>
-  <w:style w:type="table" w:styleId="768" w:customStyle="1">
+  <w:style w:type="table" w:styleId="786" w:customStyle="1">
     <w:name w:val="Grid Table 7 Colorful - Accent 4"/>
-    <w:basedOn w:val="713"/>
+    <w:basedOn w:val="731"/>
     <w:uiPriority w:val="99"/>
     <w:pPr>
       <w:pBdr/>
@@ -16074,9 +16431,9 @@
       </w:tcPr>
     </w:tblStylePr>
   </w:style>
-  <w:style w:type="table" w:styleId="769" w:customStyle="1">
+  <w:style w:type="table" w:styleId="787" w:customStyle="1">
     <w:name w:val="Grid Table 7 Colorful - Accent 5"/>
-    <w:basedOn w:val="713"/>
+    <w:basedOn w:val="731"/>
     <w:uiPriority w:val="99"/>
     <w:pPr>
       <w:pBdr/>
@@ -16327,9 +16684,9 @@
       </w:tcPr>
     </w:tblStylePr>
   </w:style>
-  <w:style w:type="table" w:styleId="770" w:customStyle="1">
+  <w:style w:type="table" w:styleId="788" w:customStyle="1">
     <w:name w:val="Grid Table 7 Colorful - Accent 6"/>
-    <w:basedOn w:val="713"/>
+    <w:basedOn w:val="731"/>
     <w:uiPriority w:val="99"/>
     <w:pPr>
       <w:pBdr/>
@@ -16580,9 +16937,9 @@
       </w:tcPr>
     </w:tblStylePr>
   </w:style>
-  <w:style w:type="table" w:styleId="771">
+  <w:style w:type="table" w:styleId="789">
     <w:name w:val="List Table 1 Light"/>
-    <w:basedOn w:val="713"/>
+    <w:basedOn w:val="731"/>
     <w:uiPriority w:val="99"/>
     <w:pPr>
       <w:pBdr/>
@@ -16795,9 +17152,9 @@
       </w:tcPr>
     </w:tblStylePr>
   </w:style>
-  <w:style w:type="table" w:styleId="772" w:customStyle="1">
+  <w:style w:type="table" w:styleId="790" w:customStyle="1">
     <w:name w:val="List Table 1 Light - Accent 1"/>
-    <w:basedOn w:val="713"/>
+    <w:basedOn w:val="731"/>
     <w:uiPriority w:val="99"/>
     <w:pPr>
       <w:pBdr/>
@@ -17010,9 +17367,9 @@
       </w:tcPr>
     </w:tblStylePr>
   </w:style>
-  <w:style w:type="table" w:styleId="773" w:customStyle="1">
+  <w:style w:type="table" w:styleId="791" w:customStyle="1">
     <w:name w:val="List Table 1 Light - Accent 2"/>
-    <w:basedOn w:val="713"/>
+    <w:basedOn w:val="731"/>
     <w:uiPriority w:val="99"/>
     <w:pPr>
       <w:pBdr/>
@@ -17225,9 +17582,9 @@
       </w:tcPr>
     </w:tblStylePr>
   </w:style>
-  <w:style w:type="table" w:styleId="774" w:customStyle="1">
+  <w:style w:type="table" w:styleId="792" w:customStyle="1">
     <w:name w:val="List Table 1 Light - Accent 3"/>
-    <w:basedOn w:val="713"/>
+    <w:basedOn w:val="731"/>
     <w:uiPriority w:val="99"/>
     <w:pPr>
       <w:pBdr/>
@@ -17440,9 +17797,9 @@
       </w:tcPr>
     </w:tblStylePr>
   </w:style>
-  <w:style w:type="table" w:styleId="775" w:customStyle="1">
+  <w:style w:type="table" w:styleId="793" w:customStyle="1">
     <w:name w:val="List Table 1 Light - Accent 4"/>
-    <w:basedOn w:val="713"/>
+    <w:basedOn w:val="731"/>
     <w:uiPriority w:val="99"/>
     <w:pPr>
       <w:pBdr/>
@@ -17655,9 +18012,9 @@
       </w:tcPr>
     </w:tblStylePr>
   </w:style>
-  <w:style w:type="table" w:styleId="776" w:customStyle="1">
+  <w:style w:type="table" w:styleId="794" w:customStyle="1">
     <w:name w:val="List Table 1 Light - Accent 5"/>
-    <w:basedOn w:val="713"/>
+    <w:basedOn w:val="731"/>
     <w:uiPriority w:val="99"/>
     <w:pPr>
       <w:pBdr/>
@@ -17870,9 +18227,9 @@
       </w:tcPr>
     </w:tblStylePr>
   </w:style>
-  <w:style w:type="table" w:styleId="777" w:customStyle="1">
+  <w:style w:type="table" w:styleId="795" w:customStyle="1">
     <w:name w:val="List Table 1 Light - Accent 6"/>
-    <w:basedOn w:val="713"/>
+    <w:basedOn w:val="731"/>
     <w:uiPriority w:val="99"/>
     <w:pPr>
       <w:pBdr/>
@@ -18085,9 +18442,9 @@
       </w:tcPr>
     </w:tblStylePr>
   </w:style>
-  <w:style w:type="table" w:styleId="778">
+  <w:style w:type="table" w:styleId="796">
     <w:name w:val="List Table 2"/>
-    <w:basedOn w:val="713"/>
+    <w:basedOn w:val="731"/>
     <w:uiPriority w:val="99"/>
     <w:pPr>
       <w:pBdr/>
@@ -18322,9 +18679,9 @@
       </w:tcPr>
     </w:tblStylePr>
   </w:style>
-  <w:style w:type="table" w:styleId="779" w:customStyle="1">
+  <w:style w:type="table" w:styleId="797" w:customStyle="1">
     <w:name w:val="List Table 2 - Accent 1"/>
-    <w:basedOn w:val="713"/>
+    <w:basedOn w:val="731"/>
     <w:uiPriority w:val="99"/>
     <w:pPr>
       <w:pBdr/>
@@ -18559,9 +18916,9 @@
       </w:tcPr>
     </w:tblStylePr>
   </w:style>
-  <w:style w:type="table" w:styleId="780" w:customStyle="1">
+  <w:style w:type="table" w:styleId="798" w:customStyle="1">
     <w:name w:val="List Table 2 - Accent 2"/>
-    <w:basedOn w:val="713"/>
+    <w:basedOn w:val="731"/>
     <w:uiPriority w:val="99"/>
     <w:pPr>
       <w:pBdr/>
@@ -18796,9 +19153,9 @@
       </w:tcPr>
     </w:tblStylePr>
   </w:style>
-  <w:style w:type="table" w:styleId="781" w:customStyle="1">
+  <w:style w:type="table" w:styleId="799" w:customStyle="1">
     <w:name w:val="List Table 2 - Accent 3"/>
-    <w:basedOn w:val="713"/>
+    <w:basedOn w:val="731"/>
     <w:uiPriority w:val="99"/>
     <w:pPr>
       <w:pBdr/>
@@ -19033,9 +19390,9 @@
       </w:tcPr>
     </w:tblStylePr>
   </w:style>
-  <w:style w:type="table" w:styleId="782" w:customStyle="1">
+  <w:style w:type="table" w:styleId="800" w:customStyle="1">
     <w:name w:val="List Table 2 - Accent 4"/>
-    <w:basedOn w:val="713"/>
+    <w:basedOn w:val="731"/>
     <w:uiPriority w:val="99"/>
     <w:pPr>
       <w:pBdr/>
@@ -19270,9 +19627,9 @@
       </w:tcPr>
     </w:tblStylePr>
   </w:style>
-  <w:style w:type="table" w:styleId="783" w:customStyle="1">
+  <w:style w:type="table" w:styleId="801" w:customStyle="1">
     <w:name w:val="List Table 2 - Accent 5"/>
-    <w:basedOn w:val="713"/>
+    <w:basedOn w:val="731"/>
     <w:uiPriority w:val="99"/>
     <w:pPr>
       <w:pBdr/>
@@ -19507,9 +19864,9 @@
       </w:tcPr>
     </w:tblStylePr>
   </w:style>
-  <w:style w:type="table" w:styleId="784" w:customStyle="1">
+  <w:style w:type="table" w:styleId="802" w:customStyle="1">
     <w:name w:val="List Table 2 - Accent 6"/>
-    <w:basedOn w:val="713"/>
+    <w:basedOn w:val="731"/>
     <w:uiPriority w:val="99"/>
     <w:pPr>
       <w:pBdr/>
@@ -19744,9 +20101,9 @@
       </w:tcPr>
     </w:tblStylePr>
   </w:style>
-  <w:style w:type="table" w:styleId="785">
+  <w:style w:type="table" w:styleId="803">
     <w:name w:val="List Table 3"/>
-    <w:basedOn w:val="713"/>
+    <w:basedOn w:val="731"/>
     <w:uiPriority w:val="99"/>
     <w:pPr>
       <w:pBdr/>
@@ -19971,9 +20328,9 @@
       </w:tcPr>
     </w:tblStylePr>
   </w:style>
-  <w:style w:type="table" w:styleId="786" w:customStyle="1">
+  <w:style w:type="table" w:styleId="804" w:customStyle="1">
     <w:name w:val="List Table 3 - Accent 1"/>
-    <w:basedOn w:val="713"/>
+    <w:basedOn w:val="731"/>
     <w:uiPriority w:val="99"/>
     <w:pPr>
       <w:pBdr/>
@@ -20198,9 +20555,9 @@
       </w:tcPr>
     </w:tblStylePr>
   </w:style>
-  <w:style w:type="table" w:styleId="787" w:customStyle="1">
+  <w:style w:type="table" w:styleId="805" w:customStyle="1">
     <w:name w:val="List Table 3 - Accent 2"/>
-    <w:basedOn w:val="713"/>
+    <w:basedOn w:val="731"/>
     <w:uiPriority w:val="99"/>
     <w:pPr>
       <w:pBdr/>
@@ -20425,9 +20782,9 @@
       </w:tcPr>
     </w:tblStylePr>
   </w:style>
-  <w:style w:type="table" w:styleId="788" w:customStyle="1">
+  <w:style w:type="table" w:styleId="806" w:customStyle="1">
     <w:name w:val="List Table 3 - Accent 3"/>
-    <w:basedOn w:val="713"/>
+    <w:basedOn w:val="731"/>
     <w:uiPriority w:val="99"/>
     <w:pPr>
       <w:pBdr/>
@@ -20652,9 +21009,9 @@
       </w:tcPr>
     </w:tblStylePr>
   </w:style>
-  <w:style w:type="table" w:styleId="789" w:customStyle="1">
+  <w:style w:type="table" w:styleId="807" w:customStyle="1">
     <w:name w:val="List Table 3 - Accent 4"/>
-    <w:basedOn w:val="713"/>
+    <w:basedOn w:val="731"/>
     <w:uiPriority w:val="99"/>
     <w:pPr>
       <w:pBdr/>
@@ -20879,9 +21236,9 @@
       </w:tcPr>
     </w:tblStylePr>
   </w:style>
-  <w:style w:type="table" w:styleId="790" w:customStyle="1">
+  <w:style w:type="table" w:styleId="808" w:customStyle="1">
     <w:name w:val="List Table 3 - Accent 5"/>
-    <w:basedOn w:val="713"/>
+    <w:basedOn w:val="731"/>
     <w:uiPriority w:val="99"/>
     <w:pPr>
       <w:pBdr/>
@@ -21106,9 +21463,9 @@
       </w:tcPr>
     </w:tblStylePr>
   </w:style>
-  <w:style w:type="table" w:styleId="791" w:customStyle="1">
+  <w:style w:type="table" w:styleId="809" w:customStyle="1">
     <w:name w:val="List Table 3 - Accent 6"/>
-    <w:basedOn w:val="713"/>
+    <w:basedOn w:val="731"/>
     <w:uiPriority w:val="99"/>
     <w:pPr>
       <w:pBdr/>
@@ -21333,9 +21690,9 @@
       </w:tcPr>
     </w:tblStylePr>
   </w:style>
-  <w:style w:type="table" w:styleId="792">
+  <w:style w:type="table" w:styleId="810">
     <w:name w:val="List Table 4"/>
-    <w:basedOn w:val="713"/>
+    <w:basedOn w:val="731"/>
     <w:uiPriority w:val="99"/>
     <w:pPr>
       <w:pBdr/>
@@ -21557,9 +21914,9 @@
       </w:tcPr>
     </w:tblStylePr>
   </w:style>
-  <w:style w:type="table" w:styleId="793" w:customStyle="1">
+  <w:style w:type="table" w:styleId="811" w:customStyle="1">
     <w:name w:val="List Table 4 - Accent 1"/>
-    <w:basedOn w:val="713"/>
+    <w:basedOn w:val="731"/>
     <w:uiPriority w:val="99"/>
     <w:pPr>
       <w:pBdr/>
@@ -21781,9 +22138,9 @@
       </w:tcPr>
     </w:tblStylePr>
   </w:style>
-  <w:style w:type="table" w:styleId="794" w:customStyle="1">
+  <w:style w:type="table" w:styleId="812" w:customStyle="1">
     <w:name w:val="List Table 4 - Accent 2"/>
-    <w:basedOn w:val="713"/>
+    <w:basedOn w:val="731"/>
     <w:uiPriority w:val="99"/>
     <w:pPr>
       <w:pBdr/>
@@ -22005,9 +22362,9 @@
       </w:tcPr>
     </w:tblStylePr>
   </w:style>
-  <w:style w:type="table" w:styleId="795" w:customStyle="1">
+  <w:style w:type="table" w:styleId="813" w:customStyle="1">
     <w:name w:val="List Table 4 - Accent 3"/>
-    <w:basedOn w:val="713"/>
+    <w:basedOn w:val="731"/>
     <w:uiPriority w:val="99"/>
     <w:pPr>
       <w:pBdr/>
@@ -22229,9 +22586,9 @@
       </w:tcPr>
     </w:tblStylePr>
   </w:style>
-  <w:style w:type="table" w:styleId="796" w:customStyle="1">
+  <w:style w:type="table" w:styleId="814" w:customStyle="1">
     <w:name w:val="List Table 4 - Accent 4"/>
-    <w:basedOn w:val="713"/>
+    <w:basedOn w:val="731"/>
     <w:uiPriority w:val="99"/>
     <w:pPr>
       <w:pBdr/>
@@ -22453,9 +22810,9 @@
       </w:tcPr>
     </w:tblStylePr>
   </w:style>
-  <w:style w:type="table" w:styleId="797" w:customStyle="1">
+  <w:style w:type="table" w:styleId="815" w:customStyle="1">
     <w:name w:val="List Table 4 - Accent 5"/>
-    <w:basedOn w:val="713"/>
+    <w:basedOn w:val="731"/>
     <w:uiPriority w:val="99"/>
     <w:pPr>
       <w:pBdr/>
@@ -22677,9 +23034,9 @@
       </w:tcPr>
     </w:tblStylePr>
   </w:style>
-  <w:style w:type="table" w:styleId="798" w:customStyle="1">
+  <w:style w:type="table" w:styleId="816" w:customStyle="1">
     <w:name w:val="List Table 4 - Accent 6"/>
-    <w:basedOn w:val="713"/>
+    <w:basedOn w:val="731"/>
     <w:uiPriority w:val="99"/>
     <w:pPr>
       <w:pBdr/>
@@ -22901,9 +23258,9 @@
       </w:tcPr>
     </w:tblStylePr>
   </w:style>
-  <w:style w:type="table" w:styleId="799">
+  <w:style w:type="table" w:styleId="817">
     <w:name w:val="List Table 5 Dark"/>
-    <w:basedOn w:val="713"/>
+    <w:basedOn w:val="731"/>
     <w:uiPriority w:val="99"/>
     <w:pPr>
       <w:pBdr/>
@@ -23137,9 +23494,9 @@
       </w:tcPr>
     </w:tblStylePr>
   </w:style>
-  <w:style w:type="table" w:styleId="800" w:customStyle="1">
+  <w:style w:type="table" w:styleId="818" w:customStyle="1">
     <w:name w:val="List Table 5 Dark - Accent 1"/>
-    <w:basedOn w:val="713"/>
+    <w:basedOn w:val="731"/>
     <w:uiPriority w:val="99"/>
     <w:pPr>
       <w:pBdr/>
@@ -23373,9 +23730,9 @@
       </w:tcPr>
     </w:tblStylePr>
   </w:style>
-  <w:style w:type="table" w:styleId="801" w:customStyle="1">
+  <w:style w:type="table" w:styleId="819" w:customStyle="1">
     <w:name w:val="List Table 5 Dark - Accent 2"/>
-    <w:basedOn w:val="713"/>
+    <w:basedOn w:val="731"/>
     <w:uiPriority w:val="99"/>
     <w:pPr>
       <w:pBdr/>
@@ -23609,9 +23966,9 @@
       </w:tcPr>
     </w:tblStylePr>
   </w:style>
-  <w:style w:type="table" w:styleId="802" w:customStyle="1">
+  <w:style w:type="table" w:styleId="820" w:customStyle="1">
     <w:name w:val="List Table 5 Dark - Accent 3"/>
-    <w:basedOn w:val="713"/>
+    <w:basedOn w:val="731"/>
     <w:uiPriority w:val="99"/>
     <w:pPr>
       <w:pBdr/>
@@ -23845,9 +24202,9 @@
       </w:tcPr>
     </w:tblStylePr>
   </w:style>
-  <w:style w:type="table" w:styleId="803" w:customStyle="1">
+  <w:style w:type="table" w:styleId="821" w:customStyle="1">
     <w:name w:val="List Table 5 Dark - Accent 4"/>
-    <w:basedOn w:val="713"/>
+    <w:basedOn w:val="731"/>
     <w:uiPriority w:val="99"/>
     <w:pPr>
       <w:pBdr/>
@@ -24081,9 +24438,9 @@
       </w:tcPr>
     </w:tblStylePr>
   </w:style>
-  <w:style w:type="table" w:styleId="804" w:customStyle="1">
+  <w:style w:type="table" w:styleId="822" w:customStyle="1">
     <w:name w:val="List Table 5 Dark - Accent 5"/>
-    <w:basedOn w:val="713"/>
+    <w:basedOn w:val="731"/>
     <w:uiPriority w:val="99"/>
     <w:pPr>
       <w:pBdr/>
@@ -24317,9 +24674,9 @@
       </w:tcPr>
     </w:tblStylePr>
   </w:style>
-  <w:style w:type="table" w:styleId="805" w:customStyle="1">
+  <w:style w:type="table" w:styleId="823" w:customStyle="1">
     <w:name w:val="List Table 5 Dark - Accent 6"/>
-    <w:basedOn w:val="713"/>
+    <w:basedOn w:val="731"/>
     <w:uiPriority w:val="99"/>
     <w:pPr>
       <w:pBdr/>
@@ -24553,9 +24910,9 @@
       </w:tcPr>
     </w:tblStylePr>
   </w:style>
-  <w:style w:type="table" w:styleId="806">
+  <w:style w:type="table" w:styleId="824">
     <w:name w:val="List Table 6 Colorful"/>
-    <w:basedOn w:val="713"/>
+    <w:basedOn w:val="731"/>
     <w:uiPriority w:val="99"/>
     <w:pPr>
       <w:pBdr/>
@@ -24775,9 +25132,9 @@
       </w:tcPr>
     </w:tblStylePr>
   </w:style>
-  <w:style w:type="table" w:styleId="807" w:customStyle="1">
+  <w:style w:type="table" w:styleId="825" w:customStyle="1">
     <w:name w:val="List Table 6 Colorful - Accent 1"/>
-    <w:basedOn w:val="713"/>
+    <w:basedOn w:val="731"/>
     <w:uiPriority w:val="99"/>
     <w:pPr>
       <w:pBdr/>
@@ -24997,9 +25354,9 @@
       </w:tcPr>
     </w:tblStylePr>
   </w:style>
-  <w:style w:type="table" w:styleId="808" w:customStyle="1">
+  <w:style w:type="table" w:styleId="826" w:customStyle="1">
     <w:name w:val="List Table 6 Colorful - Accent 2"/>
-    <w:basedOn w:val="713"/>
+    <w:basedOn w:val="731"/>
     <w:uiPriority w:val="99"/>
     <w:pPr>
       <w:pBdr/>
@@ -25219,9 +25576,9 @@
       </w:tcPr>
     </w:tblStylePr>
   </w:style>
-  <w:style w:type="table" w:styleId="809" w:customStyle="1">
+  <w:style w:type="table" w:styleId="827" w:customStyle="1">
     <w:name w:val="List Table 6 Colorful - Accent 3"/>
-    <w:basedOn w:val="713"/>
+    <w:basedOn w:val="731"/>
     <w:uiPriority w:val="99"/>
     <w:pPr>
       <w:pBdr/>
@@ -25441,9 +25798,9 @@
       </w:tcPr>
     </w:tblStylePr>
   </w:style>
-  <w:style w:type="table" w:styleId="810" w:customStyle="1">
+  <w:style w:type="table" w:styleId="828" w:customStyle="1">
     <w:name w:val="List Table 6 Colorful - Accent 4"/>
-    <w:basedOn w:val="713"/>
+    <w:basedOn w:val="731"/>
     <w:uiPriority w:val="99"/>
     <w:pPr>
       <w:pBdr/>
@@ -25663,9 +26020,9 @@
       </w:tcPr>
     </w:tblStylePr>
   </w:style>
-  <w:style w:type="table" w:styleId="811" w:customStyle="1">
+  <w:style w:type="table" w:styleId="829" w:customStyle="1">
     <w:name w:val="List Table 6 Colorful - Accent 5"/>
-    <w:basedOn w:val="713"/>
+    <w:basedOn w:val="731"/>
     <w:uiPriority w:val="99"/>
     <w:pPr>
       <w:pBdr/>
@@ -25885,9 +26242,9 @@
       </w:tcPr>
     </w:tblStylePr>
   </w:style>
-  <w:style w:type="table" w:styleId="812" w:customStyle="1">
+  <w:style w:type="table" w:styleId="830" w:customStyle="1">
     <w:name w:val="List Table 6 Colorful - Accent 6"/>
-    <w:basedOn w:val="713"/>
+    <w:basedOn w:val="731"/>
     <w:uiPriority w:val="99"/>
     <w:pPr>
       <w:pBdr/>
@@ -26107,9 +26464,9 @@
       </w:tcPr>
     </w:tblStylePr>
   </w:style>
-  <w:style w:type="table" w:styleId="813">
+  <w:style w:type="table" w:styleId="831">
     <w:name w:val="List Table 7 Colorful"/>
-    <w:basedOn w:val="713"/>
+    <w:basedOn w:val="731"/>
     <w:uiPriority w:val="99"/>
     <w:pPr>
       <w:pBdr/>
@@ -26357,9 +26714,9 @@
       </w:tcPr>
     </w:tblStylePr>
   </w:style>
-  <w:style w:type="table" w:styleId="814" w:customStyle="1">
+  <w:style w:type="table" w:styleId="832" w:customStyle="1">
     <w:name w:val="List Table 7 Colorful - Accent 1"/>
-    <w:basedOn w:val="713"/>
+    <w:basedOn w:val="731"/>
     <w:uiPriority w:val="99"/>
     <w:pPr>
       <w:pBdr/>
@@ -26607,9 +26964,9 @@
       </w:tcPr>
     </w:tblStylePr>
   </w:style>
-  <w:style w:type="table" w:styleId="815" w:customStyle="1">
+  <w:style w:type="table" w:styleId="833" w:customStyle="1">
     <w:name w:val="List Table 7 Colorful - Accent 2"/>
-    <w:basedOn w:val="713"/>
+    <w:basedOn w:val="731"/>
     <w:uiPriority w:val="99"/>
     <w:pPr>
       <w:pBdr/>
@@ -26857,9 +27214,9 @@
       </w:tcPr>
     </w:tblStylePr>
   </w:style>
-  <w:style w:type="table" w:styleId="816" w:customStyle="1">
+  <w:style w:type="table" w:styleId="834" w:customStyle="1">
     <w:name w:val="List Table 7 Colorful - Accent 3"/>
-    <w:basedOn w:val="713"/>
+    <w:basedOn w:val="731"/>
     <w:uiPriority w:val="99"/>
     <w:pPr>
       <w:pBdr/>
@@ -27107,9 +27464,9 @@
       </w:tcPr>
     </w:tblStylePr>
   </w:style>
-  <w:style w:type="table" w:styleId="817" w:customStyle="1">
+  <w:style w:type="table" w:styleId="835" w:customStyle="1">
     <w:name w:val="List Table 7 Colorful - Accent 4"/>
-    <w:basedOn w:val="713"/>
+    <w:basedOn w:val="731"/>
     <w:uiPriority w:val="99"/>
     <w:pPr>
       <w:pBdr/>
@@ -27357,9 +27714,9 @@
       </w:tcPr>
     </w:tblStylePr>
   </w:style>
-  <w:style w:type="table" w:styleId="818" w:customStyle="1">
+  <w:style w:type="table" w:styleId="836" w:customStyle="1">
     <w:name w:val="List Table 7 Colorful - Accent 5"/>
-    <w:basedOn w:val="713"/>
+    <w:basedOn w:val="731"/>
     <w:uiPriority w:val="99"/>
     <w:pPr>
       <w:pBdr/>
@@ -27607,9 +27964,9 @@
       </w:tcPr>
     </w:tblStylePr>
   </w:style>
-  <w:style w:type="table" w:styleId="819" w:customStyle="1">
+  <w:style w:type="table" w:styleId="837" w:customStyle="1">
     <w:name w:val="List Table 7 Colorful - Accent 6"/>
-    <w:basedOn w:val="713"/>
+    <w:basedOn w:val="731"/>
     <w:uiPriority w:val="99"/>
     <w:pPr>
       <w:pBdr/>
@@ -27857,9 +28214,9 @@
       </w:tcPr>
     </w:tblStylePr>
   </w:style>
-  <w:style w:type="table" w:styleId="820" w:customStyle="1">
+  <w:style w:type="table" w:styleId="838" w:customStyle="1">
     <w:name w:val="Lined - Accent"/>
-    <w:basedOn w:val="713"/>
+    <w:basedOn w:val="731"/>
     <w:uiPriority w:val="99"/>
     <w:pPr>
       <w:pBdr/>
@@ -28093,9 +28450,9 @@
       </w:tcPr>
     </w:tblStylePr>
   </w:style>
-  <w:style w:type="table" w:styleId="821" w:customStyle="1">
+  <w:style w:type="table" w:styleId="839" w:customStyle="1">
     <w:name w:val="Lined - Accent 1"/>
-    <w:basedOn w:val="713"/>
+    <w:basedOn w:val="731"/>
     <w:uiPriority w:val="99"/>
     <w:pPr>
       <w:pBdr/>
@@ -28329,9 +28686,9 @@
       </w:tcPr>
     </w:tblStylePr>
   </w:style>
-  <w:style w:type="table" w:styleId="822" w:customStyle="1">
+  <w:style w:type="table" w:styleId="840" w:customStyle="1">
     <w:name w:val="Lined - Accent 2"/>
-    <w:basedOn w:val="713"/>
+    <w:basedOn w:val="731"/>
     <w:uiPriority w:val="99"/>
     <w:pPr>
       <w:pBdr/>
@@ -28565,9 +28922,9 @@
       </w:tcPr>
     </w:tblStylePr>
   </w:style>
-  <w:style w:type="table" w:styleId="823" w:customStyle="1">
+  <w:style w:type="table" w:styleId="841" w:customStyle="1">
     <w:name w:val="Lined - Accent 3"/>
-    <w:basedOn w:val="713"/>
+    <w:basedOn w:val="731"/>
     <w:uiPriority w:val="99"/>
     <w:pPr>
       <w:pBdr/>
@@ -28801,9 +29158,9 @@
       </w:tcPr>
     </w:tblStylePr>
   </w:style>
-  <w:style w:type="table" w:styleId="824" w:customStyle="1">
+  <w:style w:type="table" w:styleId="842" w:customStyle="1">
     <w:name w:val="Lined - Accent 4"/>
-    <w:basedOn w:val="713"/>
+    <w:basedOn w:val="731"/>
     <w:uiPriority w:val="99"/>
     <w:pPr>
       <w:pBdr/>
@@ -29037,9 +29394,9 @@
       </w:tcPr>
     </w:tblStylePr>
   </w:style>
-  <w:style w:type="table" w:styleId="825" w:customStyle="1">
+  <w:style w:type="table" w:styleId="843" w:customStyle="1">
     <w:name w:val="Lined - Accent 5"/>
-    <w:basedOn w:val="713"/>
+    <w:basedOn w:val="731"/>
     <w:uiPriority w:val="99"/>
     <w:pPr>
       <w:pBdr/>
@@ -29273,9 +29630,9 @@
       </w:tcPr>
     </w:tblStylePr>
   </w:style>
-  <w:style w:type="table" w:styleId="826" w:customStyle="1">
+  <w:style w:type="table" w:styleId="844" w:customStyle="1">
     <w:name w:val="Lined - Accent 6"/>
-    <w:basedOn w:val="713"/>
+    <w:basedOn w:val="731"/>
     <w:uiPriority w:val="99"/>
     <w:pPr>
       <w:pBdr/>
@@ -29509,9 +29866,9 @@
       </w:tcPr>
     </w:tblStylePr>
   </w:style>
-  <w:style w:type="table" w:styleId="827" w:customStyle="1">
+  <w:style w:type="table" w:styleId="845" w:customStyle="1">
     <w:name w:val="Bordered &amp; Lined - Accent"/>
-    <w:basedOn w:val="713"/>
+    <w:basedOn w:val="731"/>
     <w:uiPriority w:val="99"/>
     <w:pPr>
       <w:pBdr/>
@@ -29752,9 +30109,9 @@
       </w:tcPr>
     </w:tblStylePr>
   </w:style>
-  <w:style w:type="table" w:styleId="828" w:customStyle="1">
+  <w:style w:type="table" w:styleId="846" w:customStyle="1">
     <w:name w:val="Bordered &amp; Lined - Accent 1"/>
-    <w:basedOn w:val="713"/>
+    <w:basedOn w:val="731"/>
     <w:uiPriority w:val="99"/>
     <w:pPr>
       <w:pBdr/>
@@ -29995,9 +30352,9 @@
       </w:tcPr>
     </w:tblStylePr>
   </w:style>
-  <w:style w:type="table" w:styleId="829" w:customStyle="1">
+  <w:style w:type="table" w:styleId="847" w:customStyle="1">
     <w:name w:val="Bordered &amp; Lined - Accent 2"/>
-    <w:basedOn w:val="713"/>
+    <w:basedOn w:val="731"/>
     <w:uiPriority w:val="99"/>
     <w:pPr>
       <w:pBdr/>
@@ -30238,9 +30595,9 @@
       </w:tcPr>
     </w:tblStylePr>
   </w:style>
-  <w:style w:type="table" w:styleId="830" w:customStyle="1">
+  <w:style w:type="table" w:styleId="848" w:customStyle="1">
     <w:name w:val="Bordered &amp; Lined - Accent 3"/>
-    <w:basedOn w:val="713"/>
+    <w:basedOn w:val="731"/>
     <w:uiPriority w:val="99"/>
     <w:pPr>
       <w:pBdr/>
@@ -30481,9 +30838,9 @@
       </w:tcPr>
     </w:tblStylePr>
   </w:style>
-  <w:style w:type="table" w:styleId="831" w:customStyle="1">
+  <w:style w:type="table" w:styleId="849" w:customStyle="1">
     <w:name w:val="Bordered &amp; Lined - Accent 4"/>
-    <w:basedOn w:val="713"/>
+    <w:basedOn w:val="731"/>
     <w:uiPriority w:val="99"/>
     <w:pPr>
       <w:pBdr/>
@@ -30724,9 +31081,9 @@
       </w:tcPr>
     </w:tblStylePr>
   </w:style>
-  <w:style w:type="table" w:styleId="832" w:customStyle="1">
+  <w:style w:type="table" w:styleId="850" w:customStyle="1">
     <w:name w:val="Bordered &amp; Lined - Accent 5"/>
-    <w:basedOn w:val="713"/>
+    <w:basedOn w:val="731"/>
     <w:uiPriority w:val="99"/>
     <w:pPr>
       <w:pBdr/>
@@ -30967,9 +31324,9 @@
       </w:tcPr>
     </w:tblStylePr>
   </w:style>
-  <w:style w:type="table" w:styleId="833" w:customStyle="1">
+  <w:style w:type="table" w:styleId="851" w:customStyle="1">
     <w:name w:val="Bordered &amp; Lined - Accent 6"/>
-    <w:basedOn w:val="713"/>
+    <w:basedOn w:val="731"/>
     <w:uiPriority w:val="99"/>
     <w:pPr>
       <w:pBdr/>
@@ -31210,9 +31567,9 @@
       </w:tcPr>
     </w:tblStylePr>
   </w:style>
-  <w:style w:type="table" w:styleId="834" w:customStyle="1">
+  <w:style w:type="table" w:styleId="852" w:customStyle="1">
     <w:name w:val="Bordered"/>
-    <w:basedOn w:val="713"/>
+    <w:basedOn w:val="731"/>
     <w:uiPriority w:val="99"/>
     <w:pPr>
       <w:pBdr/>
@@ -31440,9 +31797,9 @@
       </w:tcPr>
     </w:tblStylePr>
   </w:style>
-  <w:style w:type="table" w:styleId="835" w:customStyle="1">
+  <w:style w:type="table" w:styleId="853" w:customStyle="1">
     <w:name w:val="Bordered - Accent 1"/>
-    <w:basedOn w:val="713"/>
+    <w:basedOn w:val="731"/>
     <w:uiPriority w:val="99"/>
     <w:pPr>
       <w:pBdr/>
@@ -31670,9 +32027,9 @@
       </w:tcPr>
     </w:tblStylePr>
   </w:style>
-  <w:style w:type="table" w:styleId="836" w:customStyle="1">
+  <w:style w:type="table" w:styleId="854" w:customStyle="1">
     <w:name w:val="Bordered - Accent 2"/>
-    <w:basedOn w:val="713"/>
+    <w:basedOn w:val="731"/>
     <w:uiPriority w:val="99"/>
     <w:pPr>
       <w:pBdr/>
@@ -31900,9 +32257,9 @@
       </w:tcPr>
     </w:tblStylePr>
   </w:style>
-  <w:style w:type="table" w:styleId="837" w:customStyle="1">
+  <w:style w:type="table" w:styleId="855" w:customStyle="1">
     <w:name w:val="Bordered - Accent 3"/>
-    <w:basedOn w:val="713"/>
+    <w:basedOn w:val="731"/>
     <w:uiPriority w:val="99"/>
     <w:pPr>
       <w:pBdr/>
@@ -32130,9 +32487,9 @@
       </w:tcPr>
     </w:tblStylePr>
   </w:style>
-  <w:style w:type="table" w:styleId="838" w:customStyle="1">
+  <w:style w:type="table" w:styleId="856" w:customStyle="1">
     <w:name w:val="Bordered - Accent 4"/>
-    <w:basedOn w:val="713"/>
+    <w:basedOn w:val="731"/>
     <w:uiPriority w:val="99"/>
     <w:pPr>
       <w:pBdr/>
@@ -32360,9 +32717,9 @@
       </w:tcPr>
     </w:tblStylePr>
   </w:style>
-  <w:style w:type="table" w:styleId="839" w:customStyle="1">
+  <w:style w:type="table" w:styleId="857" w:customStyle="1">
     <w:name w:val="Bordered - Accent 5"/>
-    <w:basedOn w:val="713"/>
+    <w:basedOn w:val="731"/>
     <w:uiPriority w:val="99"/>
     <w:pPr>
       <w:pBdr/>
@@ -32590,9 +32947,9 @@
       </w:tcPr>
     </w:tblStylePr>
   </w:style>
-  <w:style w:type="table" w:styleId="840" w:customStyle="1">
+  <w:style w:type="table" w:styleId="858" w:customStyle="1">
     <w:name w:val="Bordered - Accent 6"/>
-    <w:basedOn w:val="713"/>
+    <w:basedOn w:val="731"/>
     <w:uiPriority w:val="99"/>
     <w:pPr>
       <w:pBdr/>
@@ -32820,10 +33177,10 @@
       </w:tcPr>
     </w:tblStylePr>
   </w:style>
-  <w:style w:type="character" w:styleId="841" w:customStyle="1">
+  <w:style w:type="character" w:styleId="859" w:customStyle="1">
     <w:name w:val="Título 1 Car"/>
-    <w:basedOn w:val="712"/>
-    <w:link w:val="703"/>
+    <w:basedOn w:val="730"/>
+    <w:link w:val="721"/>
     <w:uiPriority w:val="9"/>
     <w:pPr>
       <w:pBdr/>
@@ -32837,10 +33194,10 @@
       <w:szCs w:val="40"/>
     </w:rPr>
   </w:style>
-  <w:style w:type="character" w:styleId="842" w:customStyle="1">
+  <w:style w:type="character" w:styleId="860" w:customStyle="1">
     <w:name w:val="Título 2 Car"/>
-    <w:basedOn w:val="712"/>
-    <w:link w:val="704"/>
+    <w:basedOn w:val="730"/>
+    <w:link w:val="722"/>
     <w:uiPriority w:val="9"/>
     <w:pPr>
       <w:pBdr/>
@@ -32854,10 +33211,10 @@
       <w:szCs w:val="32"/>
     </w:rPr>
   </w:style>
-  <w:style w:type="character" w:styleId="843" w:customStyle="1">
+  <w:style w:type="character" w:styleId="861" w:customStyle="1">
     <w:name w:val="Título 3 Car"/>
-    <w:basedOn w:val="712"/>
-    <w:link w:val="705"/>
+    <w:basedOn w:val="730"/>
+    <w:link w:val="723"/>
     <w:uiPriority w:val="9"/>
     <w:pPr>
       <w:pBdr/>
@@ -32871,10 +33228,10 @@
       <w:szCs w:val="28"/>
     </w:rPr>
   </w:style>
-  <w:style w:type="character" w:styleId="844" w:customStyle="1">
+  <w:style w:type="character" w:styleId="862" w:customStyle="1">
     <w:name w:val="Título 4 Car"/>
-    <w:basedOn w:val="712"/>
-    <w:link w:val="706"/>
+    <w:basedOn w:val="730"/>
+    <w:link w:val="724"/>
     <w:uiPriority w:val="9"/>
     <w:pPr>
       <w:pBdr/>
@@ -32888,10 +33245,10 @@
       <w:color w:val="365f91" w:themeColor="accent1" w:themeShade="BF"/>
     </w:rPr>
   </w:style>
-  <w:style w:type="character" w:styleId="845" w:customStyle="1">
+  <w:style w:type="character" w:styleId="863" w:customStyle="1">
     <w:name w:val="Título 5 Car"/>
-    <w:basedOn w:val="712"/>
-    <w:link w:val="707"/>
+    <w:basedOn w:val="730"/>
+    <w:link w:val="725"/>
     <w:uiPriority w:val="9"/>
     <w:pPr>
       <w:pBdr/>
@@ -32903,10 +33260,10 @@
       <w:color w:val="365f91" w:themeColor="accent1" w:themeShade="BF"/>
     </w:rPr>
   </w:style>
-  <w:style w:type="character" w:styleId="846" w:customStyle="1">
+  <w:style w:type="character" w:styleId="864" w:customStyle="1">
     <w:name w:val="Título 6 Car"/>
-    <w:basedOn w:val="712"/>
-    <w:link w:val="708"/>
+    <w:basedOn w:val="730"/>
+    <w:link w:val="726"/>
     <w:uiPriority w:val="9"/>
     <w:pPr>
       <w:pBdr/>
@@ -32920,10 +33277,10 @@
       <w:color w:val="595959" w:themeColor="text1" w:themeTint="A6"/>
     </w:rPr>
   </w:style>
-  <w:style w:type="character" w:styleId="847" w:customStyle="1">
+  <w:style w:type="character" w:styleId="865" w:customStyle="1">
     <w:name w:val="Título 7 Car"/>
-    <w:basedOn w:val="712"/>
-    <w:link w:val="709"/>
+    <w:basedOn w:val="730"/>
+    <w:link w:val="727"/>
     <w:uiPriority w:val="9"/>
     <w:pPr>
       <w:pBdr/>
@@ -32935,10 +33292,10 @@
       <w:color w:val="595959" w:themeColor="text1" w:themeTint="A6"/>
     </w:rPr>
   </w:style>
-  <w:style w:type="character" w:styleId="848" w:customStyle="1">
+  <w:style w:type="character" w:styleId="866" w:customStyle="1">
     <w:name w:val="Título 8 Car"/>
-    <w:basedOn w:val="712"/>
-    <w:link w:val="710"/>
+    <w:basedOn w:val="730"/>
+    <w:link w:val="728"/>
     <w:uiPriority w:val="9"/>
     <w:pPr>
       <w:pBdr/>
@@ -32952,10 +33309,10 @@
       <w:color w:val="272727" w:themeColor="text1" w:themeTint="D8"/>
     </w:rPr>
   </w:style>
-  <w:style w:type="character" w:styleId="849" w:customStyle="1">
+  <w:style w:type="character" w:styleId="867" w:customStyle="1">
     <w:name w:val="Título 9 Car"/>
-    <w:basedOn w:val="712"/>
-    <w:link w:val="711"/>
+    <w:basedOn w:val="730"/>
+    <w:link w:val="729"/>
     <w:uiPriority w:val="9"/>
     <w:pPr>
       <w:pBdr/>
@@ -32969,11 +33326,11 @@
       <w:color w:val="272727" w:themeColor="text1" w:themeTint="D8"/>
     </w:rPr>
   </w:style>
-  <w:style w:type="paragraph" w:styleId="850">
+  <w:style w:type="paragraph" w:styleId="868">
     <w:name w:val="Title"/>
-    <w:basedOn w:val="702"/>
-    <w:next w:val="891"/>
-    <w:link w:val="851"/>
+    <w:basedOn w:val="720"/>
+    <w:next w:val="909"/>
+    <w:link w:val="869"/>
     <w:pPr>
       <w:keepNext w:val="true"/>
       <w:pBdr/>
@@ -32986,10 +33343,10 @@
       <w:szCs w:val="28"/>
     </w:rPr>
   </w:style>
-  <w:style w:type="character" w:styleId="851" w:customStyle="1">
+  <w:style w:type="character" w:styleId="869" w:customStyle="1">
     <w:name w:val="Título Car"/>
-    <w:basedOn w:val="712"/>
-    <w:link w:val="850"/>
+    <w:basedOn w:val="730"/>
+    <w:link w:val="868"/>
     <w:uiPriority w:val="10"/>
     <w:pPr>
       <w:pBdr/>
@@ -33003,11 +33360,11 @@
       <w:szCs w:val="56"/>
     </w:rPr>
   </w:style>
-  <w:style w:type="paragraph" w:styleId="852">
+  <w:style w:type="paragraph" w:styleId="870">
     <w:name w:val="Subtitle"/>
-    <w:basedOn w:val="702"/>
-    <w:next w:val="702"/>
-    <w:link w:val="853"/>
+    <w:basedOn w:val="720"/>
+    <w:next w:val="720"/>
+    <w:link w:val="871"/>
     <w:uiPriority w:val="11"/>
     <w:qFormat/>
     <w:pPr>
@@ -33025,10 +33382,10 @@
       <w:szCs w:val="28"/>
     </w:rPr>
   </w:style>
-  <w:style w:type="character" w:styleId="853" w:customStyle="1">
+  <w:style w:type="character" w:styleId="871" w:customStyle="1">
     <w:name w:val="Subtítulo Car"/>
-    <w:basedOn w:val="712"/>
-    <w:link w:val="852"/>
+    <w:basedOn w:val="730"/>
+    <w:link w:val="870"/>
     <w:uiPriority w:val="11"/>
     <w:pPr>
       <w:pBdr/>
@@ -33042,11 +33399,11 @@
       <w:szCs w:val="28"/>
     </w:rPr>
   </w:style>
-  <w:style w:type="paragraph" w:styleId="854">
+  <w:style w:type="paragraph" w:styleId="872">
     <w:name w:val="Quote"/>
-    <w:basedOn w:val="702"/>
-    <w:next w:val="702"/>
-    <w:link w:val="855"/>
+    <w:basedOn w:val="720"/>
+    <w:next w:val="720"/>
+    <w:link w:val="873"/>
     <w:uiPriority w:val="29"/>
     <w:qFormat/>
     <w:pPr>
@@ -33061,10 +33418,10 @@
       <w:color w:val="404040" w:themeColor="text1" w:themeTint="BF"/>
     </w:rPr>
   </w:style>
-  <w:style w:type="character" w:styleId="855" w:customStyle="1">
+  <w:style w:type="character" w:styleId="873" w:customStyle="1">
     <w:name w:val="Cita Car"/>
-    <w:basedOn w:val="712"/>
-    <w:link w:val="854"/>
+    <w:basedOn w:val="730"/>
+    <w:link w:val="872"/>
     <w:uiPriority w:val="29"/>
     <w:pPr>
       <w:pBdr/>
@@ -33077,9 +33434,9 @@
       <w:color w:val="404040" w:themeColor="text1" w:themeTint="BF"/>
     </w:rPr>
   </w:style>
-  <w:style w:type="paragraph" w:styleId="856">
+  <w:style w:type="paragraph" w:styleId="874">
     <w:name w:val="List Paragraph"/>
-    <w:basedOn w:val="702"/>
+    <w:basedOn w:val="720"/>
     <w:uiPriority w:val="34"/>
     <w:qFormat/>
     <w:pPr>
@@ -33089,9 +33446,9 @@
       <w:contextualSpacing w:val="true"/>
     </w:pPr>
   </w:style>
-  <w:style w:type="character" w:styleId="857">
+  <w:style w:type="character" w:styleId="875">
     <w:name w:val="Intense Emphasis"/>
-    <w:basedOn w:val="712"/>
+    <w:basedOn w:val="730"/>
     <w:uiPriority w:val="21"/>
     <w:qFormat/>
     <w:pPr>
@@ -33105,11 +33462,11 @@
       <w:color w:val="365f91" w:themeColor="accent1" w:themeShade="BF"/>
     </w:rPr>
   </w:style>
-  <w:style w:type="paragraph" w:styleId="858">
+  <w:style w:type="paragraph" w:styleId="876">
     <w:name w:val="Intense Quote"/>
-    <w:basedOn w:val="702"/>
-    <w:next w:val="702"/>
-    <w:link w:val="859"/>
+    <w:basedOn w:val="720"/>
+    <w:next w:val="720"/>
+    <w:link w:val="877"/>
     <w:uiPriority w:val="30"/>
     <w:qFormat/>
     <w:pPr>
@@ -33127,10 +33484,10 @@
       <w:color w:val="365f91" w:themeColor="accent1" w:themeShade="BF"/>
     </w:rPr>
   </w:style>
-  <w:style w:type="character" w:styleId="859" w:customStyle="1">
+  <w:style w:type="character" w:styleId="877" w:customStyle="1">
     <w:name w:val="Cita destacada Car"/>
-    <w:basedOn w:val="712"/>
-    <w:link w:val="858"/>
+    <w:basedOn w:val="730"/>
+    <w:link w:val="876"/>
     <w:uiPriority w:val="30"/>
     <w:pPr>
       <w:pBdr/>
@@ -33143,9 +33500,9 @@
       <w:color w:val="365f91" w:themeColor="accent1" w:themeShade="BF"/>
     </w:rPr>
   </w:style>
-  <w:style w:type="character" w:styleId="860">
+  <w:style w:type="character" w:styleId="878">
     <w:name w:val="Intense Reference"/>
-    <w:basedOn w:val="712"/>
+    <w:basedOn w:val="730"/>
     <w:uiPriority w:val="32"/>
     <w:qFormat/>
     <w:pPr>
@@ -33161,9 +33518,9 @@
       <w:spacing w:val="5"/>
     </w:rPr>
   </w:style>
-  <w:style w:type="paragraph" w:styleId="861">
+  <w:style w:type="paragraph" w:styleId="879">
     <w:name w:val="No Spacing"/>
-    <w:basedOn w:val="702"/>
+    <w:basedOn w:val="720"/>
     <w:uiPriority w:val="1"/>
     <w:qFormat/>
     <w:pPr>
@@ -33172,9 +33529,9 @@
       <w:ind/>
     </w:pPr>
   </w:style>
-  <w:style w:type="character" w:styleId="862">
+  <w:style w:type="character" w:styleId="880">
     <w:name w:val="Subtle Emphasis"/>
-    <w:basedOn w:val="712"/>
+    <w:basedOn w:val="730"/>
     <w:uiPriority w:val="19"/>
     <w:qFormat/>
     <w:pPr>
@@ -33188,9 +33545,9 @@
       <w:color w:val="404040" w:themeColor="text1" w:themeTint="BF"/>
     </w:rPr>
   </w:style>
-  <w:style w:type="character" w:styleId="863">
+  <w:style w:type="character" w:styleId="881">
     <w:name w:val="Emphasis"/>
-    <w:basedOn w:val="712"/>
+    <w:basedOn w:val="730"/>
     <w:uiPriority w:val="20"/>
     <w:qFormat/>
     <w:pPr>
@@ -33203,9 +33560,9 @@
       <w:iCs/>
     </w:rPr>
   </w:style>
-  <w:style w:type="character" w:styleId="864">
+  <w:style w:type="character" w:styleId="882">
     <w:name w:val="Strong"/>
-    <w:basedOn w:val="712"/>
+    <w:basedOn w:val="730"/>
     <w:uiPriority w:val="22"/>
     <w:qFormat/>
     <w:pPr>
@@ -33218,9 +33575,9 @@
       <w:bCs/>
     </w:rPr>
   </w:style>
-  <w:style w:type="character" w:styleId="865">
+  <w:style w:type="character" w:styleId="883">
     <w:name w:val="Subtle Reference"/>
-    <w:basedOn w:val="712"/>
+    <w:basedOn w:val="730"/>
     <w:uiPriority w:val="31"/>
     <w:qFormat/>
     <w:pPr>
@@ -33233,9 +33590,9 @@
       <w:color w:val="5a5a5a" w:themeColor="text1" w:themeTint="A5"/>
     </w:rPr>
   </w:style>
-  <w:style w:type="character" w:styleId="866">
+  <w:style w:type="character" w:styleId="884">
     <w:name w:val="Book Title"/>
-    <w:basedOn w:val="712"/>
+    <w:basedOn w:val="730"/>
     <w:uiPriority w:val="33"/>
     <w:qFormat/>
     <w:pPr>
@@ -33251,10 +33608,10 @@
       <w:spacing w:val="5"/>
     </w:rPr>
   </w:style>
-  <w:style w:type="character" w:styleId="867" w:customStyle="1">
+  <w:style w:type="character" w:styleId="885" w:customStyle="1">
     <w:name w:val="Encabezado Car"/>
-    <w:basedOn w:val="712"/>
-    <w:link w:val="903"/>
+    <w:basedOn w:val="730"/>
+    <w:link w:val="921"/>
     <w:uiPriority w:val="99"/>
     <w:pPr>
       <w:pBdr/>
@@ -33262,10 +33619,10 @@
       <w:ind/>
     </w:pPr>
   </w:style>
-  <w:style w:type="character" w:styleId="868" w:customStyle="1">
+  <w:style w:type="character" w:styleId="886" w:customStyle="1">
     <w:name w:val="Pie de página Car"/>
-    <w:basedOn w:val="712"/>
-    <w:link w:val="904"/>
+    <w:basedOn w:val="730"/>
+    <w:link w:val="922"/>
     <w:uiPriority w:val="99"/>
     <w:pPr>
       <w:pBdr/>
@@ -33273,10 +33630,10 @@
       <w:ind/>
     </w:pPr>
   </w:style>
-  <w:style w:type="paragraph" w:styleId="869">
+  <w:style w:type="paragraph" w:styleId="887">
     <w:name w:val="footnote text"/>
-    <w:basedOn w:val="702"/>
-    <w:link w:val="870"/>
+    <w:basedOn w:val="720"/>
+    <w:link w:val="888"/>
     <w:uiPriority w:val="99"/>
     <w:semiHidden/>
     <w:unhideWhenUsed/>
@@ -33286,10 +33643,10 @@
       <w:ind/>
     </w:pPr>
   </w:style>
-  <w:style w:type="character" w:styleId="870" w:customStyle="1">
+  <w:style w:type="character" w:styleId="888" w:customStyle="1">
     <w:name w:val="Texto nota pie Car"/>
-    <w:basedOn w:val="712"/>
-    <w:link w:val="869"/>
+    <w:basedOn w:val="730"/>
+    <w:link w:val="887"/>
     <w:uiPriority w:val="99"/>
     <w:semiHidden/>
     <w:pPr>
@@ -33302,9 +33659,9 @@
       <w:szCs w:val="20"/>
     </w:rPr>
   </w:style>
-  <w:style w:type="character" w:styleId="871">
+  <w:style w:type="character" w:styleId="889">
     <w:name w:val="footnote reference"/>
-    <w:basedOn w:val="712"/>
+    <w:basedOn w:val="730"/>
     <w:uiPriority w:val="99"/>
     <w:semiHidden/>
     <w:unhideWhenUsed/>
@@ -33317,10 +33674,10 @@
       <w:vertAlign w:val="superscript"/>
     </w:rPr>
   </w:style>
-  <w:style w:type="paragraph" w:styleId="872">
+  <w:style w:type="paragraph" w:styleId="890">
     <w:name w:val="endnote text"/>
-    <w:basedOn w:val="702"/>
-    <w:link w:val="873"/>
+    <w:basedOn w:val="720"/>
+    <w:link w:val="891"/>
     <w:uiPriority w:val="99"/>
     <w:semiHidden/>
     <w:unhideWhenUsed/>
@@ -33330,10 +33687,10 @@
       <w:ind/>
     </w:pPr>
   </w:style>
-  <w:style w:type="character" w:styleId="873" w:customStyle="1">
+  <w:style w:type="character" w:styleId="891" w:customStyle="1">
     <w:name w:val="Texto nota al final Car"/>
-    <w:basedOn w:val="712"/>
-    <w:link w:val="872"/>
+    <w:basedOn w:val="730"/>
+    <w:link w:val="890"/>
     <w:uiPriority w:val="99"/>
     <w:semiHidden/>
     <w:pPr>
@@ -33346,9 +33703,9 @@
       <w:szCs w:val="20"/>
     </w:rPr>
   </w:style>
-  <w:style w:type="character" w:styleId="874">
+  <w:style w:type="character" w:styleId="892">
     <w:name w:val="endnote reference"/>
-    <w:basedOn w:val="712"/>
+    <w:basedOn w:val="730"/>
     <w:uiPriority w:val="99"/>
     <w:semiHidden/>
     <w:unhideWhenUsed/>
@@ -33361,9 +33718,9 @@
       <w:vertAlign w:val="superscript"/>
     </w:rPr>
   </w:style>
-  <w:style w:type="character" w:styleId="875">
+  <w:style w:type="character" w:styleId="893">
     <w:name w:val="Hyperlink"/>
-    <w:basedOn w:val="712"/>
+    <w:basedOn w:val="730"/>
     <w:uiPriority w:val="99"/>
     <w:unhideWhenUsed/>
     <w:pPr>
@@ -33376,9 +33733,9 @@
       <w:u w:val="single"/>
     </w:rPr>
   </w:style>
-  <w:style w:type="character" w:styleId="876">
+  <w:style w:type="character" w:styleId="894">
     <w:name w:val="FollowedHyperlink"/>
-    <w:basedOn w:val="712"/>
+    <w:basedOn w:val="730"/>
     <w:uiPriority w:val="99"/>
     <w:semiHidden/>
     <w:unhideWhenUsed/>
@@ -33392,10 +33749,10 @@
       <w:u w:val="single"/>
     </w:rPr>
   </w:style>
-  <w:style w:type="paragraph" w:styleId="877">
+  <w:style w:type="paragraph" w:styleId="895">
     <w:name w:val="toc 1"/>
-    <w:basedOn w:val="702"/>
-    <w:next w:val="702"/>
+    <w:basedOn w:val="720"/>
+    <w:next w:val="720"/>
     <w:uiPriority w:val="39"/>
     <w:unhideWhenUsed/>
     <w:pPr>
@@ -33404,10 +33761,10 @@
       <w:ind/>
     </w:pPr>
   </w:style>
-  <w:style w:type="paragraph" w:styleId="878">
+  <w:style w:type="paragraph" w:styleId="896">
     <w:name w:val="toc 2"/>
-    <w:basedOn w:val="702"/>
-    <w:next w:val="702"/>
+    <w:basedOn w:val="720"/>
+    <w:next w:val="720"/>
     <w:uiPriority w:val="39"/>
     <w:unhideWhenUsed/>
     <w:pPr>
@@ -33416,10 +33773,10 @@
       <w:ind w:left="220"/>
     </w:pPr>
   </w:style>
-  <w:style w:type="paragraph" w:styleId="879">
+  <w:style w:type="paragraph" w:styleId="897">
     <w:name w:val="toc 3"/>
-    <w:basedOn w:val="702"/>
-    <w:next w:val="702"/>
+    <w:basedOn w:val="720"/>
+    <w:next w:val="720"/>
     <w:uiPriority w:val="39"/>
     <w:unhideWhenUsed/>
     <w:pPr>
@@ -33428,10 +33785,10 @@
       <w:ind w:left="440"/>
     </w:pPr>
   </w:style>
-  <w:style w:type="paragraph" w:styleId="880">
+  <w:style w:type="paragraph" w:styleId="898">
     <w:name w:val="toc 4"/>
-    <w:basedOn w:val="702"/>
-    <w:next w:val="702"/>
+    <w:basedOn w:val="720"/>
+    <w:next w:val="720"/>
     <w:uiPriority w:val="39"/>
     <w:unhideWhenUsed/>
     <w:pPr>
@@ -33440,10 +33797,10 @@
       <w:ind w:left="660"/>
     </w:pPr>
   </w:style>
-  <w:style w:type="paragraph" w:styleId="881">
+  <w:style w:type="paragraph" w:styleId="899">
     <w:name w:val="toc 5"/>
-    <w:basedOn w:val="702"/>
-    <w:next w:val="702"/>
+    <w:basedOn w:val="720"/>
+    <w:next w:val="720"/>
     <w:uiPriority w:val="39"/>
     <w:unhideWhenUsed/>
     <w:pPr>
@@ -33452,10 +33809,10 @@
       <w:ind w:left="880"/>
     </w:pPr>
   </w:style>
-  <w:style w:type="paragraph" w:styleId="882">
+  <w:style w:type="paragraph" w:styleId="900">
     <w:name w:val="toc 6"/>
-    <w:basedOn w:val="702"/>
-    <w:next w:val="702"/>
+    <w:basedOn w:val="720"/>
+    <w:next w:val="720"/>
     <w:uiPriority w:val="39"/>
     <w:unhideWhenUsed/>
     <w:pPr>
@@ -33464,10 +33821,10 @@
       <w:ind w:left="1100"/>
     </w:pPr>
   </w:style>
-  <w:style w:type="paragraph" w:styleId="883">
+  <w:style w:type="paragraph" w:styleId="901">
     <w:name w:val="toc 7"/>
-    <w:basedOn w:val="702"/>
-    <w:next w:val="702"/>
+    <w:basedOn w:val="720"/>
+    <w:next w:val="720"/>
     <w:uiPriority w:val="39"/>
     <w:unhideWhenUsed/>
     <w:pPr>
@@ -33476,10 +33833,10 @@
       <w:ind w:left="1320"/>
     </w:pPr>
   </w:style>
-  <w:style w:type="paragraph" w:styleId="884">
+  <w:style w:type="paragraph" w:styleId="902">
     <w:name w:val="toc 8"/>
-    <w:basedOn w:val="702"/>
-    <w:next w:val="702"/>
+    <w:basedOn w:val="720"/>
+    <w:next w:val="720"/>
     <w:uiPriority w:val="39"/>
     <w:unhideWhenUsed/>
     <w:pPr>
@@ -33488,10 +33845,10 @@
       <w:ind w:left="1540"/>
     </w:pPr>
   </w:style>
-  <w:style w:type="paragraph" w:styleId="885">
+  <w:style w:type="paragraph" w:styleId="903">
     <w:name w:val="toc 9"/>
-    <w:basedOn w:val="702"/>
-    <w:next w:val="702"/>
+    <w:basedOn w:val="720"/>
+    <w:next w:val="720"/>
     <w:uiPriority w:val="39"/>
     <w:unhideWhenUsed/>
     <w:pPr>
@@ -33500,9 +33857,9 @@
       <w:ind w:left="1760"/>
     </w:pPr>
   </w:style>
-  <w:style w:type="character" w:styleId="886">
+  <w:style w:type="character" w:styleId="904">
     <w:name w:val="Placeholder Text"/>
-    <w:basedOn w:val="712"/>
+    <w:basedOn w:val="730"/>
     <w:uiPriority w:val="99"/>
     <w:semiHidden/>
     <w:pPr>
@@ -33514,7 +33871,7 @@
       <w:color w:val="666666"/>
     </w:rPr>
   </w:style>
-  <w:style w:type="paragraph" w:styleId="887">
+  <w:style w:type="paragraph" w:styleId="905">
     <w:name w:val="TOC Heading"/>
     <w:uiPriority w:val="39"/>
     <w:unhideWhenUsed/>
@@ -33524,10 +33881,10 @@
       <w:ind/>
     </w:pPr>
   </w:style>
-  <w:style w:type="paragraph" w:styleId="888">
+  <w:style w:type="paragraph" w:styleId="906">
     <w:name w:val="table of figures"/>
-    <w:basedOn w:val="702"/>
-    <w:next w:val="702"/>
+    <w:basedOn w:val="720"/>
+    <w:next w:val="720"/>
     <w:uiPriority w:val="99"/>
     <w:unhideWhenUsed/>
     <w:pPr>
@@ -33536,7 +33893,7 @@
       <w:ind/>
     </w:pPr>
   </w:style>
-  <w:style w:type="character" w:styleId="889" w:customStyle="1">
+  <w:style w:type="character" w:styleId="907" w:customStyle="1">
     <w:name w:val="WW8Num1z0"/>
     <w:pPr>
       <w:pBdr/>
@@ -33544,7 +33901,7 @@
       <w:ind/>
     </w:pPr>
   </w:style>
-  <w:style w:type="character" w:styleId="890" w:customStyle="1">
+  <w:style w:type="character" w:styleId="908" w:customStyle="1">
     <w:name w:val="WW8Num2z0"/>
     <w:pPr>
       <w:pBdr/>
@@ -33552,9 +33909,9 @@
       <w:ind/>
     </w:pPr>
   </w:style>
-  <w:style w:type="paragraph" w:styleId="891">
+  <w:style w:type="paragraph" w:styleId="909">
     <w:name w:val="Body Text"/>
-    <w:basedOn w:val="702"/>
+    <w:basedOn w:val="720"/>
     <w:pPr>
       <w:pBdr/>
       <w:spacing/>
@@ -33565,9 +33922,9 @@
       <w:lang w:val="es-MX"/>
     </w:rPr>
   </w:style>
-  <w:style w:type="paragraph" w:styleId="892">
+  <w:style w:type="paragraph" w:styleId="910">
     <w:name w:val="List"/>
-    <w:basedOn w:val="891"/>
+    <w:basedOn w:val="909"/>
     <w:pPr>
       <w:pBdr/>
       <w:spacing/>
@@ -33577,9 +33934,9 @@
       <w:rFonts w:cs="Arial"/>
     </w:rPr>
   </w:style>
-  <w:style w:type="paragraph" w:styleId="893">
+  <w:style w:type="paragraph" w:styleId="911">
     <w:name w:val="Caption"/>
-    <w:basedOn w:val="702"/>
+    <w:basedOn w:val="720"/>
     <w:pPr>
       <w:suppressLineNumbers w:val="true"/>
       <w:pBdr/>
@@ -33594,9 +33951,9 @@
       <w:szCs w:val="24"/>
     </w:rPr>
   </w:style>
-  <w:style w:type="paragraph" w:styleId="894" w:customStyle="1">
+  <w:style w:type="paragraph" w:styleId="912" w:customStyle="1">
     <w:name w:val="Índice"/>
-    <w:basedOn w:val="702"/>
+    <w:basedOn w:val="720"/>
     <w:pPr>
       <w:suppressLineNumbers w:val="true"/>
       <w:pBdr/>
@@ -33607,9 +33964,9 @@
       <w:rFonts w:cs="Arial"/>
     </w:rPr>
   </w:style>
-  <w:style w:type="paragraph" w:styleId="895" w:customStyle="1">
+  <w:style w:type="paragraph" w:styleId="913" w:customStyle="1">
     <w:name w:val="Caption1"/>
-    <w:basedOn w:val="702"/>
+    <w:basedOn w:val="720"/>
     <w:pPr>
       <w:suppressLineNumbers w:val="true"/>
       <w:pBdr/>
@@ -33624,9 +33981,9 @@
       <w:szCs w:val="24"/>
     </w:rPr>
   </w:style>
-  <w:style w:type="paragraph" w:styleId="896" w:customStyle="1">
+  <w:style w:type="paragraph" w:styleId="914" w:customStyle="1">
     <w:name w:val="Caption11"/>
-    <w:basedOn w:val="702"/>
+    <w:basedOn w:val="720"/>
     <w:pPr>
       <w:suppressLineNumbers w:val="true"/>
       <w:pBdr/>
@@ -33641,9 +33998,9 @@
       <w:szCs w:val="24"/>
     </w:rPr>
   </w:style>
-  <w:style w:type="paragraph" w:styleId="897" w:customStyle="1">
+  <w:style w:type="paragraph" w:styleId="915" w:customStyle="1">
     <w:name w:val="Caption111"/>
-    <w:basedOn w:val="702"/>
+    <w:basedOn w:val="720"/>
     <w:pPr>
       <w:suppressLineNumbers w:val="true"/>
       <w:pBdr/>
@@ -33658,9 +34015,9 @@
       <w:szCs w:val="24"/>
     </w:rPr>
   </w:style>
-  <w:style w:type="paragraph" w:styleId="898" w:customStyle="1">
+  <w:style w:type="paragraph" w:styleId="916" w:customStyle="1">
     <w:name w:val="Caption1111"/>
-    <w:basedOn w:val="702"/>
+    <w:basedOn w:val="720"/>
     <w:pPr>
       <w:suppressLineNumbers w:val="true"/>
       <w:pBdr/>
@@ -33675,9 +34032,9 @@
       <w:szCs w:val="24"/>
     </w:rPr>
   </w:style>
-  <w:style w:type="paragraph" w:styleId="899" w:customStyle="1">
+  <w:style w:type="paragraph" w:styleId="917" w:customStyle="1">
     <w:name w:val="Caption11111"/>
-    <w:basedOn w:val="702"/>
+    <w:basedOn w:val="720"/>
     <w:pPr>
       <w:suppressLineNumbers w:val="true"/>
       <w:pBdr/>
@@ -33692,9 +34049,9 @@
       <w:szCs w:val="24"/>
     </w:rPr>
   </w:style>
-  <w:style w:type="paragraph" w:styleId="900" w:customStyle="1">
+  <w:style w:type="paragraph" w:styleId="918" w:customStyle="1">
     <w:name w:val="Caption111111"/>
-    <w:basedOn w:val="702"/>
+    <w:basedOn w:val="720"/>
     <w:pPr>
       <w:suppressLineNumbers w:val="true"/>
       <w:pBdr/>
@@ -33709,9 +34066,9 @@
       <w:szCs w:val="24"/>
     </w:rPr>
   </w:style>
-  <w:style w:type="paragraph" w:styleId="901">
+  <w:style w:type="paragraph" w:styleId="919">
     <w:name w:val="Body Text 2"/>
-    <w:basedOn w:val="702"/>
+    <w:basedOn w:val="720"/>
     <w:pPr>
       <w:pBdr/>
       <w:spacing/>
@@ -33724,9 +34081,9 @@
       <w:lang w:val="es-MX"/>
     </w:rPr>
   </w:style>
-  <w:style w:type="paragraph" w:styleId="902" w:customStyle="1">
+  <w:style w:type="paragraph" w:styleId="920" w:customStyle="1">
     <w:name w:val="Cabecera y pie"/>
-    <w:basedOn w:val="702"/>
+    <w:basedOn w:val="720"/>
     <w:pPr>
       <w:suppressLineNumbers w:val="true"/>
       <w:pBdr/>
@@ -33738,10 +34095,10 @@
       <w:ind/>
     </w:pPr>
   </w:style>
-  <w:style w:type="paragraph" w:styleId="903">
+  <w:style w:type="paragraph" w:styleId="921">
     <w:name w:val="Header"/>
-    <w:basedOn w:val="702"/>
-    <w:link w:val="867"/>
+    <w:basedOn w:val="720"/>
+    <w:link w:val="885"/>
     <w:pPr>
       <w:pBdr/>
       <w:tabs>
@@ -33752,10 +34109,10 @@
       <w:ind/>
     </w:pPr>
   </w:style>
-  <w:style w:type="paragraph" w:styleId="904">
+  <w:style w:type="paragraph" w:styleId="922">
     <w:name w:val="Footer"/>
-    <w:basedOn w:val="702"/>
-    <w:link w:val="868"/>
+    <w:basedOn w:val="720"/>
+    <w:link w:val="886"/>
     <w:pPr>
       <w:pBdr/>
       <w:tabs>
@@ -33766,9 +34123,9 @@
       <w:ind/>
     </w:pPr>
   </w:style>
-  <w:style w:type="paragraph" w:styleId="905">
+  <w:style w:type="paragraph" w:styleId="923">
     <w:name w:val="Body Text 3"/>
-    <w:basedOn w:val="702"/>
+    <w:basedOn w:val="720"/>
     <w:pPr>
       <w:pBdr/>
       <w:spacing/>
